--- a/fuentes/CFA10_228144_DU.docx
+++ b/fuentes/CFA10_228144_DU.docx
@@ -6932,6 +6932,7 @@
     <w:p>
       <w:pPr>
         <w:pStyle w:val="Video"/>
+        <w:jc w:val="left"/>
       </w:pPr>
       <w:r>
         <w:t>Concepto, objetivos y niveles de prueba</w:t>
@@ -6951,7 +6952,7 @@
           <w:noProof/>
         </w:rPr>
         <w:drawing>
-          <wp:inline distT="0" distB="0" distL="0" distR="0" wp14:anchorId="1BA56F17" wp14:editId="68C0BBBF">
+          <wp:inline distT="0" distB="0" distL="0" distR="0" wp14:anchorId="1BA56F17" wp14:editId="1A91E757">
             <wp:extent cx="4680000" cy="2631600"/>
             <wp:effectExtent l="0" t="0" r="6350" b="0"/>
             <wp:docPr id="27" name="Imagen 27">
@@ -7036,11 +7037,6 @@
         <w:rPr>
           <w:b/>
         </w:rPr>
-      </w:r>
-      <w:r>
-        <w:rPr>
-          <w:b/>
-        </w:rPr>
         <w:fldChar w:fldCharType="separate"/>
       </w:r>
       <w:r>
@@ -7073,7 +7069,6 @@
           </w:tcPr>
           <w:p>
             <w:pPr>
-              <w:jc w:val="center"/>
               <w:rPr>
                 <w:b/>
               </w:rPr>
@@ -25347,13 +25342,13 @@
 </file>
 
 <file path=customXml/itemProps2.xml><?xml version="1.0" encoding="utf-8"?>
-<ds:datastoreItem xmlns:ds="http://schemas.openxmlformats.org/officeDocument/2006/customXml" ds:itemID="{BBF60DE3-8BCE-4B1E-BD73-85F83A8BC54E}"/>
+<ds:datastoreItem xmlns:ds="http://schemas.openxmlformats.org/officeDocument/2006/customXml" ds:itemID="{54FA4601-7B3A-4328-94E1-D758375D54B1}"/>
 </file>
 
 <file path=customXml/itemProps3.xml><?xml version="1.0" encoding="utf-8"?>
-<ds:datastoreItem xmlns:ds="http://schemas.openxmlformats.org/officeDocument/2006/customXml" ds:itemID="{903C4AC5-DBB7-4287-A293-FAC8CAC5823E}"/>
+<ds:datastoreItem xmlns:ds="http://schemas.openxmlformats.org/officeDocument/2006/customXml" ds:itemID="{FF3AFE89-C733-4114-967D-22CE2E45F20F}"/>
 </file>
 
 <file path=customXml/itemProps4.xml><?xml version="1.0" encoding="utf-8"?>
-<ds:datastoreItem xmlns:ds="http://schemas.openxmlformats.org/officeDocument/2006/customXml" ds:itemID="{9F833517-C272-4106-9DB6-A842FE956A52}"/>
+<ds:datastoreItem xmlns:ds="http://schemas.openxmlformats.org/officeDocument/2006/customXml" ds:itemID="{0D509060-2DA1-4B70-981B-00F5A3940159}"/>
 </file>
--- a/fuentes/CFA10_228144_DU.docx
+++ b/fuentes/CFA10_228144_DU.docx
@@ -562,7 +562,7 @@
         </w:rPr>
         <w:fldChar w:fldCharType="separate"/>
       </w:r>
-      <w:hyperlink w:anchor="_Toc228815942" w:history="1">
+      <w:hyperlink w:anchor="_Toc230288405" w:history="1">
         <w:r>
           <w:rPr>
             <w:rStyle w:val="Hipervnculo"/>
@@ -589,7 +589,7 @@
             <w:noProof/>
             <w:webHidden/>
           </w:rPr>
-          <w:instrText xml:space="preserve"> PAGEREF _Toc228815942 \h </w:instrText>
+          <w:instrText xml:space="preserve"> PAGEREF _Toc230288405 \h </w:instrText>
         </w:r>
         <w:r>
           <w:rPr>
@@ -635,7 +635,7 @@
           <w:lang w:eastAsia="es-CO"/>
         </w:rPr>
       </w:pPr>
-      <w:hyperlink w:anchor="_Toc228815943" w:history="1">
+      <w:hyperlink w:anchor="_Toc230288406" w:history="1">
         <w:r>
           <w:rPr>
             <w:rStyle w:val="Hipervnculo"/>
@@ -688,7 +688,7 @@
             <w:noProof/>
             <w:webHidden/>
           </w:rPr>
-          <w:instrText xml:space="preserve"> PAGEREF _Toc228815943 \h </w:instrText>
+          <w:instrText xml:space="preserve"> PAGEREF _Toc230288406 \h </w:instrText>
         </w:r>
         <w:r>
           <w:rPr>
@@ -734,7 +734,7 @@
           <w:lang w:eastAsia="es-CO"/>
         </w:rPr>
       </w:pPr>
-      <w:hyperlink w:anchor="_Toc228815944" w:history="1">
+      <w:hyperlink w:anchor="_Toc230288407" w:history="1">
         <w:r>
           <w:rPr>
             <w:rStyle w:val="Hipervnculo"/>
@@ -778,7 +778,7 @@
             <w:noProof/>
             <w:webHidden/>
           </w:rPr>
-          <w:instrText xml:space="preserve"> PAGEREF _Toc228815944 \h </w:instrText>
+          <w:instrText xml:space="preserve"> PAGEREF _Toc230288407 \h </w:instrText>
         </w:r>
         <w:r>
           <w:rPr>
@@ -824,7 +824,7 @@
           <w:lang w:eastAsia="es-CO"/>
         </w:rPr>
       </w:pPr>
-      <w:hyperlink w:anchor="_Toc228815945" w:history="1">
+      <w:hyperlink w:anchor="_Toc230288408" w:history="1">
         <w:r>
           <w:rPr>
             <w:rStyle w:val="Hipervnculo"/>
@@ -868,7 +868,7 @@
             <w:noProof/>
             <w:webHidden/>
           </w:rPr>
-          <w:instrText xml:space="preserve"> PAGEREF _Toc228815945 \h </w:instrText>
+          <w:instrText xml:space="preserve"> PAGEREF _Toc230288408 \h </w:instrText>
         </w:r>
         <w:r>
           <w:rPr>
@@ -914,7 +914,7 @@
           <w:lang w:eastAsia="es-CO"/>
         </w:rPr>
       </w:pPr>
-      <w:hyperlink w:anchor="_Toc228815946" w:history="1">
+      <w:hyperlink w:anchor="_Toc230288409" w:history="1">
         <w:r>
           <w:rPr>
             <w:rStyle w:val="Hipervnculo"/>
@@ -958,7 +958,7 @@
             <w:noProof/>
             <w:webHidden/>
           </w:rPr>
-          <w:instrText xml:space="preserve"> PAGEREF _Toc228815946 \h </w:instrText>
+          <w:instrText xml:space="preserve"> PAGEREF _Toc230288409 \h </w:instrText>
         </w:r>
         <w:r>
           <w:rPr>
@@ -1004,7 +1004,7 @@
           <w:lang w:eastAsia="es-CO"/>
         </w:rPr>
       </w:pPr>
-      <w:hyperlink w:anchor="_Toc228815947" w:history="1">
+      <w:hyperlink w:anchor="_Toc230288410" w:history="1">
         <w:r>
           <w:rPr>
             <w:rStyle w:val="Hipervnculo"/>
@@ -1057,7 +1057,7 @@
             <w:noProof/>
             <w:webHidden/>
           </w:rPr>
-          <w:instrText xml:space="preserve"> PAGEREF _Toc228815947 \h </w:instrText>
+          <w:instrText xml:space="preserve"> PAGEREF _Toc230288410 \h </w:instrText>
         </w:r>
         <w:r>
           <w:rPr>
@@ -1103,7 +1103,7 @@
           <w:lang w:eastAsia="es-CO"/>
         </w:rPr>
       </w:pPr>
-      <w:hyperlink w:anchor="_Toc228815949" w:history="1">
+      <w:hyperlink w:anchor="_Toc230288412" w:history="1">
         <w:r>
           <w:rPr>
             <w:rStyle w:val="Hipervnculo"/>
@@ -1147,7 +1147,7 @@
             <w:noProof/>
             <w:webHidden/>
           </w:rPr>
-          <w:instrText xml:space="preserve"> PAGEREF _Toc228815949 \h </w:instrText>
+          <w:instrText xml:space="preserve"> PAGEREF _Toc230288412 \h </w:instrText>
         </w:r>
         <w:r>
           <w:rPr>
@@ -1193,7 +1193,7 @@
           <w:lang w:eastAsia="es-CO"/>
         </w:rPr>
       </w:pPr>
-      <w:hyperlink w:anchor="_Toc228815950" w:history="1">
+      <w:hyperlink w:anchor="_Toc230288413" w:history="1">
         <w:r>
           <w:rPr>
             <w:rStyle w:val="Hipervnculo"/>
@@ -1246,7 +1246,7 @@
             <w:noProof/>
             <w:webHidden/>
           </w:rPr>
-          <w:instrText xml:space="preserve"> PAGEREF _Toc228815950 \h </w:instrText>
+          <w:instrText xml:space="preserve"> PAGEREF _Toc230288413 \h </w:instrText>
         </w:r>
         <w:r>
           <w:rPr>
@@ -1292,7 +1292,7 @@
           <w:lang w:eastAsia="es-CO"/>
         </w:rPr>
       </w:pPr>
-      <w:hyperlink w:anchor="_Toc228815951" w:history="1">
+      <w:hyperlink w:anchor="_Toc230288414" w:history="1">
         <w:r>
           <w:rPr>
             <w:rStyle w:val="Hipervnculo"/>
@@ -1336,7 +1336,7 @@
             <w:noProof/>
             <w:webHidden/>
           </w:rPr>
-          <w:instrText xml:space="preserve"> PAGEREF _Toc228815951 \h </w:instrText>
+          <w:instrText xml:space="preserve"> PAGEREF _Toc230288414 \h </w:instrText>
         </w:r>
         <w:r>
           <w:rPr>
@@ -1382,7 +1382,7 @@
           <w:lang w:eastAsia="es-CO"/>
         </w:rPr>
       </w:pPr>
-      <w:hyperlink w:anchor="_Toc228815952" w:history="1">
+      <w:hyperlink w:anchor="_Toc230288415" w:history="1">
         <w:r>
           <w:rPr>
             <w:rStyle w:val="Hipervnculo"/>
@@ -1426,7 +1426,7 @@
             <w:noProof/>
             <w:webHidden/>
           </w:rPr>
-          <w:instrText xml:space="preserve"> PAGEREF _Toc228815952 \h </w:instrText>
+          <w:instrText xml:space="preserve"> PAGEREF _Toc230288415 \h </w:instrText>
         </w:r>
         <w:r>
           <w:rPr>
@@ -1472,7 +1472,7 @@
           <w:lang w:eastAsia="es-CO"/>
         </w:rPr>
       </w:pPr>
-      <w:hyperlink w:anchor="_Toc228815954" w:history="1">
+      <w:hyperlink w:anchor="_Toc230288417" w:history="1">
         <w:r>
           <w:rPr>
             <w:rStyle w:val="Hipervnculo"/>
@@ -1516,7 +1516,7 @@
             <w:noProof/>
             <w:webHidden/>
           </w:rPr>
-          <w:instrText xml:space="preserve"> PAGEREF _Toc228815954 \h </w:instrText>
+          <w:instrText xml:space="preserve"> PAGEREF _Toc230288417 \h </w:instrText>
         </w:r>
         <w:r>
           <w:rPr>
@@ -1562,7 +1562,7 @@
           <w:lang w:eastAsia="es-CO"/>
         </w:rPr>
       </w:pPr>
-      <w:hyperlink w:anchor="_Toc228815955" w:history="1">
+      <w:hyperlink w:anchor="_Toc230288418" w:history="1">
         <w:r>
           <w:rPr>
             <w:rStyle w:val="Hipervnculo"/>
@@ -1606,7 +1606,7 @@
             <w:noProof/>
             <w:webHidden/>
           </w:rPr>
-          <w:instrText xml:space="preserve"> PAGEREF _Toc228815955 \h </w:instrText>
+          <w:instrText xml:space="preserve"> PAGEREF _Toc230288418 \h </w:instrText>
         </w:r>
         <w:r>
           <w:rPr>
@@ -1652,7 +1652,7 @@
           <w:lang w:eastAsia="es-CO"/>
         </w:rPr>
       </w:pPr>
-      <w:hyperlink w:anchor="_Toc228815956" w:history="1">
+      <w:hyperlink w:anchor="_Toc230288419" w:history="1">
         <w:r>
           <w:rPr>
             <w:rStyle w:val="Hipervnculo"/>
@@ -1696,7 +1696,7 @@
             <w:noProof/>
             <w:webHidden/>
           </w:rPr>
-          <w:instrText xml:space="preserve"> PAGEREF _Toc228815956 \h </w:instrText>
+          <w:instrText xml:space="preserve"> PAGEREF _Toc230288419 \h </w:instrText>
         </w:r>
         <w:r>
           <w:rPr>
@@ -1742,7 +1742,7 @@
           <w:lang w:eastAsia="es-CO"/>
         </w:rPr>
       </w:pPr>
-      <w:hyperlink w:anchor="_Toc228815957" w:history="1">
+      <w:hyperlink w:anchor="_Toc230288420" w:history="1">
         <w:r>
           <w:rPr>
             <w:rStyle w:val="Hipervnculo"/>
@@ -1795,7 +1795,7 @@
             <w:noProof/>
             <w:webHidden/>
           </w:rPr>
-          <w:instrText xml:space="preserve"> PAGEREF _Toc228815957 \h </w:instrText>
+          <w:instrText xml:space="preserve"> PAGEREF _Toc230288420 \h </w:instrText>
         </w:r>
         <w:r>
           <w:rPr>
@@ -1841,7 +1841,7 @@
           <w:lang w:eastAsia="es-CO"/>
         </w:rPr>
       </w:pPr>
-      <w:hyperlink w:anchor="_Toc228815958" w:history="1">
+      <w:hyperlink w:anchor="_Toc230288421" w:history="1">
         <w:r>
           <w:rPr>
             <w:rStyle w:val="Hipervnculo"/>
@@ -1885,7 +1885,7 @@
             <w:noProof/>
             <w:webHidden/>
           </w:rPr>
-          <w:instrText xml:space="preserve"> PAGEREF _Toc228815958 \h </w:instrText>
+          <w:instrText xml:space="preserve"> PAGEREF _Toc230288421 \h </w:instrText>
         </w:r>
         <w:r>
           <w:rPr>
@@ -1905,7 +1905,7 @@
             <w:noProof/>
             <w:webHidden/>
           </w:rPr>
-          <w:t>44</w:t>
+          <w:t>45</w:t>
         </w:r>
         <w:r>
           <w:rPr>
@@ -1931,7 +1931,7 @@
           <w:lang w:eastAsia="es-CO"/>
         </w:rPr>
       </w:pPr>
-      <w:hyperlink w:anchor="_Toc228815959" w:history="1">
+      <w:hyperlink w:anchor="_Toc230288422" w:history="1">
         <w:r>
           <w:rPr>
             <w:rStyle w:val="Hipervnculo"/>
@@ -1975,7 +1975,7 @@
             <w:noProof/>
             <w:webHidden/>
           </w:rPr>
-          <w:instrText xml:space="preserve"> PAGEREF _Toc228815959 \h </w:instrText>
+          <w:instrText xml:space="preserve"> PAGEREF _Toc230288422 \h </w:instrText>
         </w:r>
         <w:r>
           <w:rPr>
@@ -1995,7 +1995,7 @@
             <w:noProof/>
             <w:webHidden/>
           </w:rPr>
-          <w:t>48</w:t>
+          <w:t>49</w:t>
         </w:r>
         <w:r>
           <w:rPr>
@@ -2021,7 +2021,7 @@
           <w:lang w:eastAsia="es-CO"/>
         </w:rPr>
       </w:pPr>
-      <w:hyperlink w:anchor="_Toc228815961" w:history="1">
+      <w:hyperlink w:anchor="_Toc230288424" w:history="1">
         <w:r>
           <w:rPr>
             <w:rStyle w:val="Hipervnculo"/>
@@ -2065,7 +2065,7 @@
             <w:noProof/>
             <w:webHidden/>
           </w:rPr>
-          <w:instrText xml:space="preserve"> PAGEREF _Toc228815961 \h </w:instrText>
+          <w:instrText xml:space="preserve"> PAGEREF _Toc230288424 \h </w:instrText>
         </w:r>
         <w:r>
           <w:rPr>
@@ -2085,7 +2085,7 @@
             <w:noProof/>
             <w:webHidden/>
           </w:rPr>
-          <w:t>50</w:t>
+          <w:t>51</w:t>
         </w:r>
         <w:r>
           <w:rPr>
@@ -2111,7 +2111,7 @@
           <w:lang w:eastAsia="es-CO"/>
         </w:rPr>
       </w:pPr>
-      <w:hyperlink w:anchor="_Toc228815962" w:history="1">
+      <w:hyperlink w:anchor="_Toc230288425" w:history="1">
         <w:r>
           <w:rPr>
             <w:rStyle w:val="Hipervnculo"/>
@@ -2155,7 +2155,7 @@
             <w:noProof/>
             <w:webHidden/>
           </w:rPr>
-          <w:instrText xml:space="preserve"> PAGEREF _Toc228815962 \h </w:instrText>
+          <w:instrText xml:space="preserve"> PAGEREF _Toc230288425 \h </w:instrText>
         </w:r>
         <w:r>
           <w:rPr>
@@ -2175,7 +2175,7 @@
             <w:noProof/>
             <w:webHidden/>
           </w:rPr>
-          <w:t>52</w:t>
+          <w:t>53</w:t>
         </w:r>
         <w:r>
           <w:rPr>
@@ -2201,7 +2201,7 @@
           <w:lang w:eastAsia="es-CO"/>
         </w:rPr>
       </w:pPr>
-      <w:hyperlink w:anchor="_Toc228815963" w:history="1">
+      <w:hyperlink w:anchor="_Toc230288426" w:history="1">
         <w:r>
           <w:rPr>
             <w:rStyle w:val="Hipervnculo"/>
@@ -2245,7 +2245,7 @@
             <w:noProof/>
             <w:webHidden/>
           </w:rPr>
-          <w:instrText xml:space="preserve"> PAGEREF _Toc228815963 \h </w:instrText>
+          <w:instrText xml:space="preserve"> PAGEREF _Toc230288426 \h </w:instrText>
         </w:r>
         <w:r>
           <w:rPr>
@@ -2265,7 +2265,7 @@
             <w:noProof/>
             <w:webHidden/>
           </w:rPr>
-          <w:t>55</w:t>
+          <w:t>56</w:t>
         </w:r>
         <w:r>
           <w:rPr>
@@ -2291,7 +2291,7 @@
           <w:lang w:eastAsia="es-CO"/>
         </w:rPr>
       </w:pPr>
-      <w:hyperlink w:anchor="_Toc228815964" w:history="1">
+      <w:hyperlink w:anchor="_Toc230288427" w:history="1">
         <w:r>
           <w:rPr>
             <w:rStyle w:val="Hipervnculo"/>
@@ -2335,7 +2335,7 @@
             <w:noProof/>
             <w:webHidden/>
           </w:rPr>
-          <w:instrText xml:space="preserve"> PAGEREF _Toc228815964 \h </w:instrText>
+          <w:instrText xml:space="preserve"> PAGEREF _Toc230288427 \h </w:instrText>
         </w:r>
         <w:r>
           <w:rPr>
@@ -2355,7 +2355,7 @@
             <w:noProof/>
             <w:webHidden/>
           </w:rPr>
-          <w:t>58</w:t>
+          <w:t>59</w:t>
         </w:r>
         <w:r>
           <w:rPr>
@@ -2381,7 +2381,7 @@
           <w:lang w:eastAsia="es-CO"/>
         </w:rPr>
       </w:pPr>
-      <w:hyperlink w:anchor="_Toc228815965" w:history="1">
+      <w:hyperlink w:anchor="_Toc230288428" w:history="1">
         <w:r>
           <w:rPr>
             <w:rStyle w:val="Hipervnculo"/>
@@ -2425,7 +2425,7 @@
             <w:noProof/>
             <w:webHidden/>
           </w:rPr>
-          <w:instrText xml:space="preserve"> PAGEREF _Toc228815965 \h </w:instrText>
+          <w:instrText xml:space="preserve"> PAGEREF _Toc230288428 \h </w:instrText>
         </w:r>
         <w:r>
           <w:rPr>
@@ -2445,7 +2445,7 @@
             <w:noProof/>
             <w:webHidden/>
           </w:rPr>
-          <w:t>62</w:t>
+          <w:t>63</w:t>
         </w:r>
         <w:r>
           <w:rPr>
@@ -2471,7 +2471,7 @@
           <w:lang w:eastAsia="es-CO"/>
         </w:rPr>
       </w:pPr>
-      <w:hyperlink w:anchor="_Toc228815967" w:history="1">
+      <w:hyperlink w:anchor="_Toc230288430" w:history="1">
         <w:r>
           <w:rPr>
             <w:rStyle w:val="Hipervnculo"/>
@@ -2515,7 +2515,7 @@
             <w:noProof/>
             <w:webHidden/>
           </w:rPr>
-          <w:instrText xml:space="preserve"> PAGEREF _Toc228815967 \h </w:instrText>
+          <w:instrText xml:space="preserve"> PAGEREF _Toc230288430 \h </w:instrText>
         </w:r>
         <w:r>
           <w:rPr>
@@ -2535,7 +2535,7 @@
             <w:noProof/>
             <w:webHidden/>
           </w:rPr>
-          <w:t>64</w:t>
+          <w:t>65</w:t>
         </w:r>
         <w:r>
           <w:rPr>
@@ -2561,7 +2561,7 @@
           <w:lang w:eastAsia="es-CO"/>
         </w:rPr>
       </w:pPr>
-      <w:hyperlink w:anchor="_Toc228815968" w:history="1">
+      <w:hyperlink w:anchor="_Toc230288431" w:history="1">
         <w:r>
           <w:rPr>
             <w:rStyle w:val="Hipervnculo"/>
@@ -2605,7 +2605,7 @@
             <w:noProof/>
             <w:webHidden/>
           </w:rPr>
-          <w:instrText xml:space="preserve"> PAGEREF _Toc228815968 \h </w:instrText>
+          <w:instrText xml:space="preserve"> PAGEREF _Toc230288431 \h </w:instrText>
         </w:r>
         <w:r>
           <w:rPr>
@@ -2625,7 +2625,7 @@
             <w:noProof/>
             <w:webHidden/>
           </w:rPr>
-          <w:t>66</w:t>
+          <w:t>67</w:t>
         </w:r>
         <w:r>
           <w:rPr>
@@ -2651,7 +2651,7 @@
           <w:lang w:eastAsia="es-CO"/>
         </w:rPr>
       </w:pPr>
-      <w:hyperlink w:anchor="_Toc228815969" w:history="1">
+      <w:hyperlink w:anchor="_Toc230288432" w:history="1">
         <w:r>
           <w:rPr>
             <w:rStyle w:val="Hipervnculo"/>
@@ -2704,7 +2704,7 @@
             <w:noProof/>
             <w:webHidden/>
           </w:rPr>
-          <w:instrText xml:space="preserve"> PAGEREF _Toc228815969 \h </w:instrText>
+          <w:instrText xml:space="preserve"> PAGEREF _Toc230288432 \h </w:instrText>
         </w:r>
         <w:r>
           <w:rPr>
@@ -2724,7 +2724,7 @@
             <w:noProof/>
             <w:webHidden/>
           </w:rPr>
-          <w:t>68</w:t>
+          <w:t>69</w:t>
         </w:r>
         <w:r>
           <w:rPr>
@@ -2750,7 +2750,7 @@
           <w:lang w:eastAsia="es-CO"/>
         </w:rPr>
       </w:pPr>
-      <w:hyperlink w:anchor="_Toc228815970" w:history="1">
+      <w:hyperlink w:anchor="_Toc230288433" w:history="1">
         <w:r>
           <w:rPr>
             <w:rStyle w:val="Hipervnculo"/>
@@ -2794,7 +2794,7 @@
             <w:noProof/>
             <w:webHidden/>
           </w:rPr>
-          <w:instrText xml:space="preserve"> PAGEREF _Toc228815970 \h </w:instrText>
+          <w:instrText xml:space="preserve"> PAGEREF _Toc230288433 \h </w:instrText>
         </w:r>
         <w:r>
           <w:rPr>
@@ -2814,7 +2814,7 @@
             <w:noProof/>
             <w:webHidden/>
           </w:rPr>
-          <w:t>72</w:t>
+          <w:t>73</w:t>
         </w:r>
         <w:r>
           <w:rPr>
@@ -2840,7 +2840,7 @@
           <w:lang w:eastAsia="es-CO"/>
         </w:rPr>
       </w:pPr>
-      <w:hyperlink w:anchor="_Toc228815972" w:history="1">
+      <w:hyperlink w:anchor="_Toc230288435" w:history="1">
         <w:r>
           <w:rPr>
             <w:rStyle w:val="Hipervnculo"/>
@@ -2884,7 +2884,7 @@
             <w:noProof/>
             <w:webHidden/>
           </w:rPr>
-          <w:instrText xml:space="preserve"> PAGEREF _Toc228815972 \h </w:instrText>
+          <w:instrText xml:space="preserve"> PAGEREF _Toc230288435 \h </w:instrText>
         </w:r>
         <w:r>
           <w:rPr>
@@ -2904,7 +2904,7 @@
             <w:noProof/>
             <w:webHidden/>
           </w:rPr>
-          <w:t>74</w:t>
+          <w:t>75</w:t>
         </w:r>
         <w:r>
           <w:rPr>
@@ -2930,7 +2930,7 @@
           <w:lang w:eastAsia="es-CO"/>
         </w:rPr>
       </w:pPr>
-      <w:hyperlink w:anchor="_Toc228815973" w:history="1">
+      <w:hyperlink w:anchor="_Toc230288436" w:history="1">
         <w:r>
           <w:rPr>
             <w:rStyle w:val="Hipervnculo"/>
@@ -2974,7 +2974,7 @@
             <w:noProof/>
             <w:webHidden/>
           </w:rPr>
-          <w:instrText xml:space="preserve"> PAGEREF _Toc228815973 \h </w:instrText>
+          <w:instrText xml:space="preserve"> PAGEREF _Toc230288436 \h </w:instrText>
         </w:r>
         <w:r>
           <w:rPr>
@@ -2994,7 +2994,7 @@
             <w:noProof/>
             <w:webHidden/>
           </w:rPr>
-          <w:t>76</w:t>
+          <w:t>77</w:t>
         </w:r>
         <w:r>
           <w:rPr>
@@ -3020,7 +3020,7 @@
           <w:lang w:eastAsia="es-CO"/>
         </w:rPr>
       </w:pPr>
-      <w:hyperlink w:anchor="_Toc228815974" w:history="1">
+      <w:hyperlink w:anchor="_Toc230288437" w:history="1">
         <w:r>
           <w:rPr>
             <w:rStyle w:val="Hipervnculo"/>
@@ -3064,7 +3064,7 @@
             <w:noProof/>
             <w:webHidden/>
           </w:rPr>
-          <w:instrText xml:space="preserve"> PAGEREF _Toc228815974 \h </w:instrText>
+          <w:instrText xml:space="preserve"> PAGEREF _Toc230288437 \h </w:instrText>
         </w:r>
         <w:r>
           <w:rPr>
@@ -3084,7 +3084,7 @@
             <w:noProof/>
             <w:webHidden/>
           </w:rPr>
-          <w:t>78</w:t>
+          <w:t>79</w:t>
         </w:r>
         <w:r>
           <w:rPr>
@@ -3109,7 +3109,7 @@
           <w:lang w:eastAsia="es-CO"/>
         </w:rPr>
       </w:pPr>
-      <w:hyperlink w:anchor="_Toc228815975" w:history="1">
+      <w:hyperlink w:anchor="_Toc230288438" w:history="1">
         <w:r>
           <w:rPr>
             <w:rStyle w:val="Hipervnculo"/>
@@ -3136,7 +3136,7 @@
             <w:noProof/>
             <w:webHidden/>
           </w:rPr>
-          <w:instrText xml:space="preserve"> PAGEREF _Toc228815975 \h </w:instrText>
+          <w:instrText xml:space="preserve"> PAGEREF _Toc230288438 \h </w:instrText>
         </w:r>
         <w:r>
           <w:rPr>
@@ -3156,7 +3156,7 @@
             <w:noProof/>
             <w:webHidden/>
           </w:rPr>
-          <w:t>81</w:t>
+          <w:t>82</w:t>
         </w:r>
         <w:r>
           <w:rPr>
@@ -3181,7 +3181,7 @@
           <w:lang w:eastAsia="es-CO"/>
         </w:rPr>
       </w:pPr>
-      <w:hyperlink w:anchor="_Toc228815976" w:history="1">
+      <w:hyperlink w:anchor="_Toc230288439" w:history="1">
         <w:r>
           <w:rPr>
             <w:rStyle w:val="Hipervnculo"/>
@@ -3208,7 +3208,7 @@
             <w:noProof/>
             <w:webHidden/>
           </w:rPr>
-          <w:instrText xml:space="preserve"> PAGEREF _Toc228815976 \h </w:instrText>
+          <w:instrText xml:space="preserve"> PAGEREF _Toc230288439 \h </w:instrText>
         </w:r>
         <w:r>
           <w:rPr>
@@ -3228,7 +3228,7 @@
             <w:noProof/>
             <w:webHidden/>
           </w:rPr>
-          <w:t>82</w:t>
+          <w:t>83</w:t>
         </w:r>
         <w:r>
           <w:rPr>
@@ -3253,7 +3253,7 @@
           <w:lang w:eastAsia="es-CO"/>
         </w:rPr>
       </w:pPr>
-      <w:hyperlink w:anchor="_Toc228815977" w:history="1">
+      <w:hyperlink w:anchor="_Toc230288440" w:history="1">
         <w:r>
           <w:rPr>
             <w:rStyle w:val="Hipervnculo"/>
@@ -3281,7 +3281,7 @@
             <w:noProof/>
             <w:webHidden/>
           </w:rPr>
-          <w:instrText xml:space="preserve"> PAGEREF _Toc228815977 \h </w:instrText>
+          <w:instrText xml:space="preserve"> PAGEREF _Toc230288440 \h </w:instrText>
         </w:r>
         <w:r>
           <w:rPr>
@@ -3301,7 +3301,7 @@
             <w:noProof/>
             <w:webHidden/>
           </w:rPr>
-          <w:t>84</w:t>
+          <w:t>85</w:t>
         </w:r>
         <w:r>
           <w:rPr>
@@ -3326,7 +3326,7 @@
           <w:lang w:eastAsia="es-CO"/>
         </w:rPr>
       </w:pPr>
-      <w:hyperlink w:anchor="_Toc228815978" w:history="1">
+      <w:hyperlink w:anchor="_Toc230288441" w:history="1">
         <w:r>
           <w:rPr>
             <w:rStyle w:val="Hipervnculo"/>
@@ -3353,7 +3353,7 @@
             <w:noProof/>
             <w:webHidden/>
           </w:rPr>
-          <w:instrText xml:space="preserve"> PAGEREF _Toc228815978 \h </w:instrText>
+          <w:instrText xml:space="preserve"> PAGEREF _Toc230288441 \h </w:instrText>
         </w:r>
         <w:r>
           <w:rPr>
@@ -3373,7 +3373,7 @@
             <w:noProof/>
             <w:webHidden/>
           </w:rPr>
-          <w:t>85</w:t>
+          <w:t>86</w:t>
         </w:r>
         <w:r>
           <w:rPr>
@@ -3396,7 +3396,7 @@
         <w:fldChar w:fldCharType="end"/>
       </w:r>
       <w:bookmarkStart w:id="0" w:name="_Toc176443691"/>
-      <w:bookmarkStart w:id="1" w:name="_Toc228815942"/>
+      <w:bookmarkStart w:id="1" w:name="_Toc230288405"/>
       <w:r>
         <w:t>Introducción</w:t>
       </w:r>
@@ -3515,7 +3515,7 @@
       <w:pPr>
         <w:pStyle w:val="Ttulo1"/>
       </w:pPr>
-      <w:bookmarkStart w:id="2" w:name="_Toc228815943"/>
+      <w:bookmarkStart w:id="2" w:name="_Toc230288406"/>
       <w:r>
         <w:lastRenderedPageBreak/>
         <w:t xml:space="preserve">Metodologías de desarrollo de </w:t>
@@ -3538,7 +3538,19 @@
         <w:rPr>
           <w:lang w:eastAsia="es-CO"/>
         </w:rPr>
-        <w:t>Estas son enfoques estructurados que permiten organizar y gestionar la construcción de sistemas informáticos, mediante la definición de fases, actividades, roles y entregables. Su aplicación facilita la planificación del proyecto, el control de los procesos y la entrega de soluciones alineadas con los requerimientos establecidos.</w:t>
+        <w:t>Est</w:t>
+      </w:r>
+      <w:r>
+        <w:rPr>
+          <w:lang w:eastAsia="es-CO"/>
+        </w:rPr>
+        <w:t>o</w:t>
+      </w:r>
+      <w:r>
+        <w:rPr>
+          <w:lang w:eastAsia="es-CO"/>
+        </w:rPr>
+        <w:t>s son enfoques estructurados que permiten organizar y gestionar la construcción de sistemas informáticos, mediante la definición de fases, actividades, roles y entregables. Su aplicación facilita la planificación del proyecto, el control de los procesos y la entrega de soluciones alineadas con los requerimientos establecidos.</w:t>
       </w:r>
     </w:p>
     <w:p>
@@ -3594,8 +3606,8 @@
           <w:lang w:val="es-ES_tradnl"/>
         </w:rPr>
         <w:drawing>
-          <wp:inline distT="0" distB="0" distL="0" distR="0" wp14:anchorId="7A586477" wp14:editId="355EBE3E">
-            <wp:extent cx="5657850" cy="2762542"/>
+          <wp:inline distT="0" distB="0" distL="0" distR="0" wp14:anchorId="7A586477" wp14:editId="2444D0D0">
+            <wp:extent cx="5869858" cy="2866059"/>
             <wp:effectExtent l="0" t="0" r="0" b="0"/>
             <wp:docPr id="8" name="Gráfico 8" descr="Figura 1 que representa el ciclo general del desarrollo de software, que inicia con la definición de necesidades, continúa con el análisis y el diseño, avanza hacia la codificación y las pruebas, y finaliza con la validación, el mantenimiento y la evolución continua del sistema."/>
             <wp:cNvGraphicFramePr>
@@ -3623,7 +3635,7 @@
                   <pic:spPr>
                     <a:xfrm>
                       <a:off x="0" y="0"/>
-                      <a:ext cx="5661799" cy="2764470"/>
+                      <a:ext cx="5882307" cy="2872138"/>
                     </a:xfrm>
                     <a:prstGeom prst="rect">
                       <a:avLst/>
@@ -3646,20 +3658,26 @@
         <w:rPr>
           <w:lang w:eastAsia="es-CO"/>
         </w:rPr>
-        <w:t>El uso de metodologías aporta organización al desarrollo, mejora la comunicación entre los equipos de trabajo y reduce la probabilidad de errores, al establecer procedimientos claros y definidos. Además, permite optimizar el uso de recursos y facilita el seguimiento del avance del proyecto mediante la definición de actividades y responsabilidades.</w:t>
-      </w:r>
-    </w:p>
-    <w:p>
-      <w:pPr>
-        <w:rPr>
-          <w:lang w:eastAsia="es-CO"/>
-        </w:rPr>
-      </w:pPr>
+        <w:t xml:space="preserve">El uso de metodologías aporta organización al desarrollo, mejora la comunicación entre los equipos de trabajo y reduce la probabilidad de errores, al establecer procedimientos claros y definidos. Además, permite optimizar el uso de recursos y </w:t>
+      </w:r>
       <w:r>
         <w:rPr>
           <w:lang w:eastAsia="es-CO"/>
         </w:rPr>
         <w:lastRenderedPageBreak/>
+        <w:t>facilita el seguimiento del avance del proyecto mediante la definición de actividades y responsabilidades.</w:t>
+      </w:r>
+    </w:p>
+    <w:p>
+      <w:pPr>
+        <w:rPr>
+          <w:lang w:eastAsia="es-CO"/>
+        </w:rPr>
+      </w:pPr>
+      <w:r>
+        <w:rPr>
+          <w:lang w:eastAsia="es-CO"/>
+        </w:rPr>
         <w:t>Estas metodologías pueden adaptarse según el tipo de proyecto, el tamaño del equipo y las necesidades del entorno, lo que permite su aplicación en diferentes contextos organizacionales. En la práctica, su implementación no es rígida, sino que puede ajustarse para responder a cambios, manteniendo siempre el enfoque en la calidad del producto final.</w:t>
       </w:r>
     </w:p>
@@ -3827,7 +3845,7 @@
       <w:pPr>
         <w:pStyle w:val="Ttulo2"/>
       </w:pPr>
-      <w:bookmarkStart w:id="3" w:name="_Toc228815944"/>
+      <w:bookmarkStart w:id="3" w:name="_Toc230288407"/>
       <w:r>
         <w:lastRenderedPageBreak/>
         <w:t>Conceptos y tipos de metodologías</w:t>
@@ -3939,14 +3957,14 @@
     <w:tbl>
       <w:tblPr>
         <w:tblStyle w:val="SENA"/>
-        <w:tblW w:w="0" w:type="auto"/>
+        <w:tblW w:w="10060" w:type="dxa"/>
         <w:tblLook w:val="04A0" w:firstRow="1" w:lastRow="0" w:firstColumn="1" w:lastColumn="0" w:noHBand="0" w:noVBand="1"/>
         <w:tblCaption w:val="Tabla 1. Requisitos de la ISO 9001 y su relación con la auditoría interna"/>
       </w:tblPr>
       <w:tblGrid>
         <w:gridCol w:w="1645"/>
         <w:gridCol w:w="4025"/>
-        <w:gridCol w:w="3827"/>
+        <w:gridCol w:w="4390"/>
       </w:tblGrid>
       <w:tr>
         <w:trPr>
@@ -3981,7 +3999,7 @@
         </w:tc>
         <w:tc>
           <w:tcPr>
-            <w:tcW w:w="3827" w:type="dxa"/>
+            <w:tcW w:w="4390" w:type="dxa"/>
           </w:tcPr>
           <w:p>
             <w:pPr>
@@ -4025,7 +4043,7 @@
         </w:tc>
         <w:tc>
           <w:tcPr>
-            <w:tcW w:w="3827" w:type="dxa"/>
+            <w:tcW w:w="4390" w:type="dxa"/>
           </w:tcPr>
           <w:p>
             <w:pPr>
@@ -4067,7 +4085,7 @@
         </w:tc>
         <w:tc>
           <w:tcPr>
-            <w:tcW w:w="3827" w:type="dxa"/>
+            <w:tcW w:w="4390" w:type="dxa"/>
           </w:tcPr>
           <w:p>
             <w:pPr>
@@ -4111,7 +4129,7 @@
         </w:tc>
         <w:tc>
           <w:tcPr>
-            <w:tcW w:w="3827" w:type="dxa"/>
+            <w:tcW w:w="4390" w:type="dxa"/>
           </w:tcPr>
           <w:p>
             <w:pPr>
@@ -4357,19 +4375,6 @@
     </w:p>
     <w:p>
       <w:pPr>
-        <w:rPr>
-          <w:lang w:eastAsia="es-CO"/>
-        </w:rPr>
-      </w:pPr>
-      <w:r>
-        <w:rPr>
-          <w:lang w:eastAsia="es-CO"/>
-        </w:rPr>
-        <w:t>La siguiente imagen, resume un poco lo que aborda cada metodología:</w:t>
-      </w:r>
-    </w:p>
-    <w:p>
-      <w:pPr>
         <w:spacing w:before="0" w:after="0" w:line="240" w:lineRule="auto"/>
         <w:ind w:firstLine="0"/>
         <w:rPr>
@@ -4385,10 +4390,35 @@
     </w:p>
     <w:p>
       <w:pPr>
+        <w:rPr>
+          <w:lang w:eastAsia="es-CO"/>
+        </w:rPr>
+      </w:pPr>
+      <w:r>
+        <w:rPr>
+          <w:lang w:eastAsia="es-CO"/>
+        </w:rPr>
+        <w:lastRenderedPageBreak/>
+        <w:t>La siguiente imagen</w:t>
+      </w:r>
+      <w:r>
+        <w:rPr>
+          <w:lang w:eastAsia="es-CO"/>
+        </w:rPr>
+        <w:t xml:space="preserve"> </w:t>
+      </w:r>
+      <w:r>
+        <w:rPr>
+          <w:lang w:eastAsia="es-CO"/>
+        </w:rPr>
+        <w:t>resume un poco lo que aborda cada metodología:</w:t>
+      </w:r>
+    </w:p>
+    <w:p>
+      <w:pPr>
         <w:pStyle w:val="Figura"/>
       </w:pPr>
       <w:r>
-        <w:lastRenderedPageBreak/>
         <w:t xml:space="preserve">Metodologías de desarrollo de </w:t>
       </w:r>
       <w:r>
@@ -4400,21 +4430,23 @@
     </w:p>
     <w:p>
       <w:pPr>
-        <w:jc w:val="both"/>
-        <w:rPr>
-          <w:lang w:eastAsia="es-CO"/>
-        </w:rPr>
+        <w:pStyle w:val="Figura"/>
+        <w:numPr>
+          <w:ilvl w:val="0"/>
+          <w:numId w:val="0"/>
+        </w:numPr>
+        <w:ind w:left="720"/>
       </w:pPr>
       <w:r>
         <w:rPr>
           <w:rStyle w:val="Extranjerismo"/>
-          <w:noProof/>
-          <w:lang w:eastAsia="es-CO"/>
+          <w:spacing w:val="0"/>
+          <w:lang w:val="es-CO"/>
         </w:rPr>
         <w:drawing>
-          <wp:inline distT="0" distB="0" distL="0" distR="0" wp14:anchorId="378CFBC1" wp14:editId="7B90CEA4">
-            <wp:extent cx="5865017" cy="5962650"/>
-            <wp:effectExtent l="0" t="0" r="2540" b="0"/>
+          <wp:inline distT="0" distB="0" distL="0" distR="0" wp14:anchorId="378CFBC1" wp14:editId="2733E33E">
+            <wp:extent cx="5829300" cy="5925977"/>
+            <wp:effectExtent l="0" t="0" r="0" b="0"/>
             <wp:docPr id="13" name="Gráfico 13" descr="Figura 2 que contiene un esquema comparativo de las metodologías de desarrollo tradicional (cascada), ágil e híbrida, que muestra sus etapas principales, el flujo de trabajo y las diferencias entre procesos secuenciales, iterativos y combinados dentro del ciclo de desarrollo de software."/>
             <wp:cNvGraphicFramePr>
               <a:graphicFrameLocks xmlns:a="http://schemas.openxmlformats.org/drawingml/2006/main" noChangeAspect="1"/>
@@ -4441,7 +4473,7 @@
                   <pic:spPr>
                     <a:xfrm>
                       <a:off x="0" y="0"/>
-                      <a:ext cx="5867707" cy="5965385"/>
+                      <a:ext cx="5837147" cy="5933954"/>
                     </a:xfrm>
                     <a:prstGeom prst="rect">
                       <a:avLst/>
@@ -4490,7 +4522,7 @@
       <w:pPr>
         <w:pStyle w:val="Ttulo2"/>
       </w:pPr>
-      <w:bookmarkStart w:id="4" w:name="_Toc228815945"/>
+      <w:bookmarkStart w:id="4" w:name="_Toc230288408"/>
       <w:r>
         <w:t>Metodologías tradicionales y ágiles</w:t>
       </w:r>
@@ -4641,23 +4673,24 @@
     <w:tbl>
       <w:tblPr>
         <w:tblStyle w:val="SENA"/>
-        <w:tblW w:w="0" w:type="auto"/>
+        <w:tblW w:w="9918" w:type="dxa"/>
         <w:tblLook w:val="04A0" w:firstRow="1" w:lastRow="0" w:firstColumn="1" w:lastColumn="0" w:noHBand="0" w:noVBand="1"/>
         <w:tblCaption w:val="Tabla 1. Requisitos de la ISO 9001 y su relación con la auditoría interna"/>
       </w:tblPr>
       <w:tblGrid>
-        <w:gridCol w:w="2693"/>
-        <w:gridCol w:w="3173"/>
-        <w:gridCol w:w="3347"/>
+        <w:gridCol w:w="2794"/>
+        <w:gridCol w:w="3292"/>
+        <w:gridCol w:w="3832"/>
       </w:tblGrid>
       <w:tr>
         <w:trPr>
           <w:cnfStyle w:val="100000000000" w:firstRow="1" w:lastRow="0" w:firstColumn="0" w:lastColumn="0" w:oddVBand="0" w:evenVBand="0" w:oddHBand="0" w:evenHBand="0" w:firstRowFirstColumn="0" w:firstRowLastColumn="0" w:lastRowFirstColumn="0" w:lastRowLastColumn="0"/>
+          <w:trHeight w:val="595"/>
           <w:tblHeader/>
         </w:trPr>
         <w:tc>
           <w:tcPr>
-            <w:tcW w:w="2693" w:type="dxa"/>
+            <w:tcW w:w="2794" w:type="dxa"/>
           </w:tcPr>
           <w:p>
             <w:pPr>
@@ -4677,7 +4710,7 @@
         </w:tc>
         <w:tc>
           <w:tcPr>
-            <w:tcW w:w="3173" w:type="dxa"/>
+            <w:tcW w:w="3292" w:type="dxa"/>
           </w:tcPr>
           <w:p>
             <w:pPr>
@@ -4697,7 +4730,7 @@
         </w:tc>
         <w:tc>
           <w:tcPr>
-            <w:tcW w:w="3347" w:type="dxa"/>
+            <w:tcW w:w="3832" w:type="dxa"/>
           </w:tcPr>
           <w:p>
             <w:pPr>
@@ -4719,10 +4752,11 @@
       <w:tr>
         <w:trPr>
           <w:cnfStyle w:val="000000100000" w:firstRow="0" w:lastRow="0" w:firstColumn="0" w:lastColumn="0" w:oddVBand="0" w:evenVBand="0" w:oddHBand="1" w:evenHBand="0" w:firstRowFirstColumn="0" w:firstRowLastColumn="0" w:lastRowFirstColumn="0" w:lastRowLastColumn="0"/>
+          <w:trHeight w:val="608"/>
         </w:trPr>
         <w:tc>
           <w:tcPr>
-            <w:tcW w:w="2693" w:type="dxa"/>
+            <w:tcW w:w="2794" w:type="dxa"/>
           </w:tcPr>
           <w:p>
             <w:pPr>
@@ -4743,7 +4777,7 @@
         </w:tc>
         <w:tc>
           <w:tcPr>
-            <w:tcW w:w="3173" w:type="dxa"/>
+            <w:tcW w:w="3292" w:type="dxa"/>
           </w:tcPr>
           <w:p>
             <w:pPr>
@@ -4764,7 +4798,7 @@
         </w:tc>
         <w:tc>
           <w:tcPr>
-            <w:tcW w:w="3347" w:type="dxa"/>
+            <w:tcW w:w="3832" w:type="dxa"/>
           </w:tcPr>
           <w:p>
             <w:pPr>
@@ -4785,9 +4819,12 @@
         </w:tc>
       </w:tr>
       <w:tr>
+        <w:trPr>
+          <w:trHeight w:val="595"/>
+        </w:trPr>
         <w:tc>
           <w:tcPr>
-            <w:tcW w:w="2693" w:type="dxa"/>
+            <w:tcW w:w="2794" w:type="dxa"/>
           </w:tcPr>
           <w:p>
             <w:pPr>
@@ -4808,7 +4845,7 @@
         </w:tc>
         <w:tc>
           <w:tcPr>
-            <w:tcW w:w="3173" w:type="dxa"/>
+            <w:tcW w:w="3292" w:type="dxa"/>
           </w:tcPr>
           <w:p>
             <w:pPr>
@@ -4829,7 +4866,7 @@
         </w:tc>
         <w:tc>
           <w:tcPr>
-            <w:tcW w:w="3347" w:type="dxa"/>
+            <w:tcW w:w="3832" w:type="dxa"/>
           </w:tcPr>
           <w:p>
             <w:pPr>
@@ -4852,10 +4889,11 @@
       <w:tr>
         <w:trPr>
           <w:cnfStyle w:val="000000100000" w:firstRow="0" w:lastRow="0" w:firstColumn="0" w:lastColumn="0" w:oddVBand="0" w:evenVBand="0" w:oddHBand="1" w:evenHBand="0" w:firstRowFirstColumn="0" w:firstRowLastColumn="0" w:lastRowFirstColumn="0" w:lastRowLastColumn="0"/>
+          <w:trHeight w:val="595"/>
         </w:trPr>
         <w:tc>
           <w:tcPr>
-            <w:tcW w:w="2693" w:type="dxa"/>
+            <w:tcW w:w="2794" w:type="dxa"/>
           </w:tcPr>
           <w:p>
             <w:pPr>
@@ -4876,7 +4914,7 @@
         </w:tc>
         <w:tc>
           <w:tcPr>
-            <w:tcW w:w="3173" w:type="dxa"/>
+            <w:tcW w:w="3292" w:type="dxa"/>
           </w:tcPr>
           <w:p>
             <w:pPr>
@@ -4897,7 +4935,7 @@
         </w:tc>
         <w:tc>
           <w:tcPr>
-            <w:tcW w:w="3347" w:type="dxa"/>
+            <w:tcW w:w="3832" w:type="dxa"/>
           </w:tcPr>
           <w:p>
             <w:pPr>
@@ -4918,9 +4956,12 @@
         </w:tc>
       </w:tr>
       <w:tr>
+        <w:trPr>
+          <w:trHeight w:val="608"/>
+        </w:trPr>
         <w:tc>
           <w:tcPr>
-            <w:tcW w:w="2693" w:type="dxa"/>
+            <w:tcW w:w="2794" w:type="dxa"/>
           </w:tcPr>
           <w:p>
             <w:pPr>
@@ -4941,7 +4982,7 @@
         </w:tc>
         <w:tc>
           <w:tcPr>
-            <w:tcW w:w="3173" w:type="dxa"/>
+            <w:tcW w:w="3292" w:type="dxa"/>
           </w:tcPr>
           <w:p>
             <w:pPr>
@@ -4962,7 +5003,7 @@
         </w:tc>
         <w:tc>
           <w:tcPr>
-            <w:tcW w:w="3347" w:type="dxa"/>
+            <w:tcW w:w="3832" w:type="dxa"/>
           </w:tcPr>
           <w:p>
             <w:pPr>
@@ -4985,10 +5026,11 @@
       <w:tr>
         <w:trPr>
           <w:cnfStyle w:val="000000100000" w:firstRow="0" w:lastRow="0" w:firstColumn="0" w:lastColumn="0" w:oddVBand="0" w:evenVBand="0" w:oddHBand="1" w:evenHBand="0" w:firstRowFirstColumn="0" w:firstRowLastColumn="0" w:lastRowFirstColumn="0" w:lastRowLastColumn="0"/>
+          <w:trHeight w:val="595"/>
         </w:trPr>
         <w:tc>
           <w:tcPr>
-            <w:tcW w:w="2693" w:type="dxa"/>
+            <w:tcW w:w="2794" w:type="dxa"/>
           </w:tcPr>
           <w:p>
             <w:pPr>
@@ -5009,7 +5051,7 @@
         </w:tc>
         <w:tc>
           <w:tcPr>
-            <w:tcW w:w="3173" w:type="dxa"/>
+            <w:tcW w:w="3292" w:type="dxa"/>
           </w:tcPr>
           <w:p>
             <w:pPr>
@@ -5030,7 +5072,7 @@
         </w:tc>
         <w:tc>
           <w:tcPr>
-            <w:tcW w:w="3347" w:type="dxa"/>
+            <w:tcW w:w="3832" w:type="dxa"/>
           </w:tcPr>
           <w:p>
             <w:pPr>
@@ -5225,7 +5267,7 @@
       <w:pPr>
         <w:pStyle w:val="Ttulo2"/>
       </w:pPr>
-      <w:bookmarkStart w:id="5" w:name="_Toc228815946"/>
+      <w:bookmarkStart w:id="5" w:name="_Toc230288409"/>
       <w:r>
         <w:t>Marcos de referencia y lecciones aprendidas</w:t>
       </w:r>
@@ -5300,9 +5342,9 @@
           <w14:ligatures w14:val="standardContextual"/>
         </w:rPr>
         <w:drawing>
-          <wp:inline distT="0" distB="0" distL="0" distR="0" wp14:anchorId="219F33BA" wp14:editId="265BA273">
-            <wp:extent cx="5467350" cy="2497919"/>
-            <wp:effectExtent l="0" t="0" r="0" b="0"/>
+          <wp:inline distT="0" distB="0" distL="0" distR="0" wp14:anchorId="219F33BA" wp14:editId="1FAE274B">
+            <wp:extent cx="5845628" cy="2670746"/>
+            <wp:effectExtent l="0" t="0" r="3175" b="0"/>
             <wp:docPr id="15" name="Gráfico 15" descr="Figura 3 que relaciona las metodologías ágiles Kanban vs. Scrum, mostrando las columnas To Do, Doing y Done, junto con elementos como Team Sprint, Daily Scrum Meeting y Product Increment."/>
             <wp:cNvGraphicFramePr>
               <a:graphicFrameLocks xmlns:a="http://schemas.openxmlformats.org/drawingml/2006/main" noChangeAspect="1"/>
@@ -5329,7 +5371,7 @@
                   <pic:spPr>
                     <a:xfrm>
                       <a:off x="0" y="0"/>
-                      <a:ext cx="5492965" cy="2509622"/>
+                      <a:ext cx="5894347" cy="2693005"/>
                     </a:xfrm>
                     <a:prstGeom prst="rect">
                       <a:avLst/>
@@ -5482,14 +5524,8 @@
         <w:rPr>
           <w:lang w:eastAsia="es-CO"/>
         </w:rPr>
-        <w:t xml:space="preserve">La adopción de estos marcos no implica su aplicación literal. En la práctica, los equipos ajustan sus principios a las condiciones reales del proyecto, lo que genera </w:t>
-      </w:r>
-      <w:r>
-        <w:rPr>
-          <w:lang w:eastAsia="es-CO"/>
-        </w:rPr>
         <w:lastRenderedPageBreak/>
-        <w:t>variaciones en su implementación. Esta adaptación es necesaria para responder a factores como el tamaño del equipo, la complejidad del sistema y el nivel de interacción con el usuario.</w:t>
+        <w:t>La adopción de estos marcos no implica su aplicación literal. En la práctica, los equipos ajustan sus principios a las condiciones reales del proyecto, lo que genera variaciones en su implementación. Esta adaptación es necesaria para responder a factores como el tamaño del equipo, la complejidad del sistema y el nivel de interacción con el usuario.</w:t>
       </w:r>
     </w:p>
     <w:p>
@@ -5646,30 +5682,29 @@
         <w:rPr>
           <w:lang w:eastAsia="es-CO"/>
         </w:rPr>
-        <w:lastRenderedPageBreak/>
         <w:t>Aplicación de lecciones aprendidas</w:t>
       </w:r>
     </w:p>
     <w:tbl>
       <w:tblPr>
         <w:tblStyle w:val="SENA"/>
-        <w:tblW w:w="10065" w:type="dxa"/>
+        <w:tblW w:w="9897" w:type="dxa"/>
         <w:tblLook w:val="04A0" w:firstRow="1" w:lastRow="0" w:firstColumn="1" w:lastColumn="0" w:noHBand="0" w:noVBand="1"/>
         <w:tblCaption w:val="Tabla 1. Requisitos de la ISO 9001 y su relación con la auditoría interna"/>
       </w:tblPr>
       <w:tblGrid>
-        <w:gridCol w:w="4106"/>
-        <w:gridCol w:w="5959"/>
+        <w:gridCol w:w="4037"/>
+        <w:gridCol w:w="5860"/>
       </w:tblGrid>
       <w:tr>
         <w:trPr>
           <w:cnfStyle w:val="100000000000" w:firstRow="1" w:lastRow="0" w:firstColumn="0" w:lastColumn="0" w:oddVBand="0" w:evenVBand="0" w:oddHBand="0" w:evenHBand="0" w:firstRowFirstColumn="0" w:firstRowLastColumn="0" w:lastRowFirstColumn="0" w:lastRowLastColumn="0"/>
-          <w:trHeight w:val="298"/>
+          <w:trHeight w:val="288"/>
           <w:tblHeader/>
         </w:trPr>
         <w:tc>
           <w:tcPr>
-            <w:tcW w:w="4106" w:type="dxa"/>
+            <w:tcW w:w="4037" w:type="dxa"/>
           </w:tcPr>
           <w:p>
             <w:pPr>
@@ -5689,7 +5724,7 @@
         </w:tc>
         <w:tc>
           <w:tcPr>
-            <w:tcW w:w="5959" w:type="dxa"/>
+            <w:tcW w:w="5860" w:type="dxa"/>
           </w:tcPr>
           <w:p>
             <w:pPr>
@@ -5711,11 +5746,11 @@
       <w:tr>
         <w:trPr>
           <w:cnfStyle w:val="000000100000" w:firstRow="0" w:lastRow="0" w:firstColumn="0" w:lastColumn="0" w:oddVBand="0" w:evenVBand="0" w:oddHBand="1" w:evenHBand="0" w:firstRowFirstColumn="0" w:firstRowLastColumn="0" w:lastRowFirstColumn="0" w:lastRowLastColumn="0"/>
-          <w:trHeight w:val="298"/>
+          <w:trHeight w:val="288"/>
         </w:trPr>
         <w:tc>
           <w:tcPr>
-            <w:tcW w:w="4106" w:type="dxa"/>
+            <w:tcW w:w="4037" w:type="dxa"/>
           </w:tcPr>
           <w:p>
             <w:pPr>
@@ -5730,13 +5765,27 @@
                 <w:szCs w:val="24"/>
                 <w:lang w:val="es-ES_tradnl"/>
               </w:rPr>
-              <w:t>Fallos en comunicación.</w:t>
+              <w:t xml:space="preserve">Fallos en </w:t>
+            </w:r>
+            <w:r>
+              <w:rPr>
+                <w:szCs w:val="24"/>
+                <w:lang w:val="es-ES_tradnl"/>
+              </w:rPr>
+              <w:t xml:space="preserve">la </w:t>
+            </w:r>
+            <w:r>
+              <w:rPr>
+                <w:szCs w:val="24"/>
+                <w:lang w:val="es-ES_tradnl"/>
+              </w:rPr>
+              <w:t>comunicación.</w:t>
             </w:r>
           </w:p>
         </w:tc>
         <w:tc>
           <w:tcPr>
-            <w:tcW w:w="5959" w:type="dxa"/>
+            <w:tcW w:w="5860" w:type="dxa"/>
           </w:tcPr>
           <w:p>
             <w:pPr>
@@ -5758,11 +5807,11 @@
       </w:tr>
       <w:tr>
         <w:trPr>
-          <w:trHeight w:val="298"/>
+          <w:trHeight w:val="288"/>
         </w:trPr>
         <w:tc>
           <w:tcPr>
-            <w:tcW w:w="4106" w:type="dxa"/>
+            <w:tcW w:w="4037" w:type="dxa"/>
           </w:tcPr>
           <w:p>
             <w:pPr>
@@ -5783,7 +5832,7 @@
         </w:tc>
         <w:tc>
           <w:tcPr>
-            <w:tcW w:w="5959" w:type="dxa"/>
+            <w:tcW w:w="5860" w:type="dxa"/>
           </w:tcPr>
           <w:p>
             <w:pPr>
@@ -5806,11 +5855,11 @@
       <w:tr>
         <w:trPr>
           <w:cnfStyle w:val="000000100000" w:firstRow="0" w:lastRow="0" w:firstColumn="0" w:lastColumn="0" w:oddVBand="0" w:evenVBand="0" w:oddHBand="1" w:evenHBand="0" w:firstRowFirstColumn="0" w:firstRowLastColumn="0" w:lastRowFirstColumn="0" w:lastRowLastColumn="0"/>
-          <w:trHeight w:val="285"/>
+          <w:trHeight w:val="276"/>
         </w:trPr>
         <w:tc>
           <w:tcPr>
-            <w:tcW w:w="4106" w:type="dxa"/>
+            <w:tcW w:w="4037" w:type="dxa"/>
           </w:tcPr>
           <w:p>
             <w:pPr>
@@ -5831,7 +5880,7 @@
         </w:tc>
         <w:tc>
           <w:tcPr>
-            <w:tcW w:w="5959" w:type="dxa"/>
+            <w:tcW w:w="5860" w:type="dxa"/>
           </w:tcPr>
           <w:p>
             <w:pPr>
@@ -5853,11 +5902,11 @@
       </w:tr>
       <w:tr>
         <w:trPr>
-          <w:trHeight w:val="342"/>
+          <w:trHeight w:val="331"/>
         </w:trPr>
         <w:tc>
           <w:tcPr>
-            <w:tcW w:w="4106" w:type="dxa"/>
+            <w:tcW w:w="4037" w:type="dxa"/>
           </w:tcPr>
           <w:p>
             <w:pPr>
@@ -5878,7 +5927,7 @@
         </w:tc>
         <w:tc>
           <w:tcPr>
-            <w:tcW w:w="5959" w:type="dxa"/>
+            <w:tcW w:w="5860" w:type="dxa"/>
           </w:tcPr>
           <w:p>
             <w:pPr>
@@ -5963,9 +6012,12 @@
     </w:p>
     <w:p>
       <w:pPr>
-        <w:rPr>
-          <w:b/>
-          <w:bCs/>
+        <w:pStyle w:val="Prrafodelista"/>
+        <w:numPr>
+          <w:ilvl w:val="0"/>
+          <w:numId w:val="43"/>
+        </w:numPr>
+        <w:rPr>
           <w:lang w:eastAsia="es-CO"/>
         </w:rPr>
       </w:pPr>
@@ -5977,25 +6029,35 @@
         </w:rPr>
         <w:t>Identificar</w:t>
       </w:r>
-    </w:p>
-    <w:p>
-      <w:pPr>
-        <w:rPr>
-          <w:lang w:eastAsia="es-CO"/>
-        </w:rPr>
-      </w:pPr>
-      <w:r>
-        <w:rPr>
-          <w:lang w:eastAsia="es-CO"/>
-        </w:rPr>
-        <w:t>Oportunidades en el flujo de trabajo del proceso.</w:t>
-      </w:r>
-    </w:p>
-    <w:p>
-      <w:pPr>
-        <w:rPr>
-          <w:b/>
-          <w:bCs/>
+      <w:r>
+        <w:rPr>
+          <w:b/>
+          <w:bCs/>
+          <w:lang w:eastAsia="es-CO"/>
+        </w:rPr>
+        <w:t xml:space="preserve">: </w:t>
+      </w:r>
+      <w:r>
+        <w:rPr>
+          <w:lang w:eastAsia="es-CO"/>
+        </w:rPr>
+        <w:t>o</w:t>
+      </w:r>
+      <w:r>
+        <w:rPr>
+          <w:lang w:eastAsia="es-CO"/>
+        </w:rPr>
+        <w:t>portunidades en el flujo de trabajo del proceso.</w:t>
+      </w:r>
+    </w:p>
+    <w:p>
+      <w:pPr>
+        <w:pStyle w:val="Prrafodelista"/>
+        <w:numPr>
+          <w:ilvl w:val="0"/>
+          <w:numId w:val="43"/>
+        </w:numPr>
+        <w:rPr>
           <w:lang w:eastAsia="es-CO"/>
         </w:rPr>
       </w:pPr>
@@ -6007,25 +6069,41 @@
         </w:rPr>
         <w:t>Plan</w:t>
       </w:r>
-    </w:p>
-    <w:p>
-      <w:pPr>
-        <w:rPr>
-          <w:lang w:eastAsia="es-CO"/>
-        </w:rPr>
-      </w:pPr>
-      <w:r>
-        <w:rPr>
-          <w:lang w:eastAsia="es-CO"/>
-        </w:rPr>
-        <w:t>¿Cómo se puede mejorar el proceso actual?</w:t>
-      </w:r>
-    </w:p>
-    <w:p>
-      <w:pPr>
-        <w:rPr>
-          <w:b/>
-          <w:bCs/>
+      <w:r>
+        <w:rPr>
+          <w:b/>
+          <w:bCs/>
+          <w:lang w:eastAsia="es-CO"/>
+        </w:rPr>
+        <w:t xml:space="preserve">: </w:t>
+      </w:r>
+      <w:r>
+        <w:rPr>
+          <w:lang w:eastAsia="es-CO"/>
+        </w:rPr>
+        <w:t>¿</w:t>
+      </w:r>
+      <w:r>
+        <w:rPr>
+          <w:lang w:eastAsia="es-CO"/>
+        </w:rPr>
+        <w:t>c</w:t>
+      </w:r>
+      <w:r>
+        <w:rPr>
+          <w:lang w:eastAsia="es-CO"/>
+        </w:rPr>
+        <w:t>ómo se puede mejorar el proceso actual?</w:t>
+      </w:r>
+    </w:p>
+    <w:p>
+      <w:pPr>
+        <w:pStyle w:val="Prrafodelista"/>
+        <w:numPr>
+          <w:ilvl w:val="0"/>
+          <w:numId w:val="43"/>
+        </w:numPr>
+        <w:rPr>
           <w:lang w:eastAsia="es-CO"/>
         </w:rPr>
       </w:pPr>
@@ -6037,69 +6115,91 @@
         </w:rPr>
         <w:t>Ejecutar</w:t>
       </w:r>
-    </w:p>
-    <w:p>
-      <w:pPr>
-        <w:rPr>
-          <w:lang w:eastAsia="es-CO"/>
-        </w:rPr>
-      </w:pPr>
-      <w:r>
-        <w:rPr>
-          <w:lang w:eastAsia="es-CO"/>
-        </w:rPr>
-        <w:t>Implementar cambios.</w:t>
-      </w:r>
-    </w:p>
-    <w:p>
-      <w:pPr>
-        <w:rPr>
-          <w:lang w:eastAsia="es-CO"/>
-        </w:rPr>
-      </w:pPr>
-    </w:p>
-    <w:p>
-      <w:pPr>
-        <w:rPr>
-          <w:b/>
-          <w:bCs/>
-          <w:lang w:eastAsia="es-CO"/>
-        </w:rPr>
-      </w:pPr>
-      <w:r>
-        <w:rPr>
-          <w:b/>
-          <w:bCs/>
+      <w:r>
+        <w:rPr>
+          <w:b/>
+          <w:bCs/>
+          <w:lang w:eastAsia="es-CO"/>
+        </w:rPr>
+        <w:t xml:space="preserve">: </w:t>
+      </w:r>
+      <w:r>
+        <w:rPr>
+          <w:lang w:eastAsia="es-CO"/>
+        </w:rPr>
+        <w:t>i</w:t>
+      </w:r>
+      <w:r>
+        <w:rPr>
+          <w:lang w:eastAsia="es-CO"/>
+        </w:rPr>
+        <w:t>mplementar cambios.</w:t>
+      </w:r>
+    </w:p>
+    <w:p>
+      <w:pPr>
+        <w:pStyle w:val="Prrafodelista"/>
+        <w:numPr>
+          <w:ilvl w:val="0"/>
+          <w:numId w:val="43"/>
+        </w:numPr>
+        <w:rPr>
+          <w:lang w:eastAsia="es-CO"/>
+        </w:rPr>
+      </w:pPr>
+      <w:r>
+        <w:rPr>
+          <w:b/>
+          <w:bCs/>
+          <w:lang w:eastAsia="es-CO"/>
+        </w:rPr>
+        <w:t>Revisar</w:t>
+      </w:r>
+      <w:r>
+        <w:rPr>
+          <w:b/>
+          <w:bCs/>
+          <w:lang w:eastAsia="es-CO"/>
+        </w:rPr>
+        <w:t xml:space="preserve">: </w:t>
+      </w:r>
+      <w:r>
+        <w:rPr>
+          <w:lang w:eastAsia="es-CO"/>
+        </w:rPr>
+        <w:t>¿</w:t>
+      </w:r>
+      <w:r>
+        <w:rPr>
+          <w:lang w:eastAsia="es-CO"/>
+        </w:rPr>
+        <w:t>c</w:t>
+      </w:r>
+      <w:r>
+        <w:rPr>
+          <w:lang w:eastAsia="es-CO"/>
+        </w:rPr>
+        <w:t>ómo influyen los cambios en el funcionamiento del equipo?</w:t>
+      </w:r>
+    </w:p>
+    <w:p>
+      <w:pPr>
+        <w:rPr>
+          <w:lang w:eastAsia="es-CO"/>
+        </w:rPr>
+      </w:pPr>
+      <w:r>
+        <w:rPr>
+          <w:lang w:eastAsia="es-CO"/>
+        </w:rPr>
+        <w:t xml:space="preserve">Este proceso de aprendizaje continuo permite a los equipos evolucionar progresivamente, fortaleciendo su capacidad para enfrentar nuevos proyectos con </w:t>
+      </w:r>
+      <w:r>
+        <w:rPr>
           <w:lang w:eastAsia="es-CO"/>
         </w:rPr>
         <w:lastRenderedPageBreak/>
-        <w:t>Revisar</w:t>
-      </w:r>
-    </w:p>
-    <w:p>
-      <w:pPr>
-        <w:rPr>
-          <w:lang w:eastAsia="es-CO"/>
-        </w:rPr>
-      </w:pPr>
-      <w:r>
-        <w:rPr>
-          <w:lang w:eastAsia="es-CO"/>
-        </w:rPr>
-        <w:t>¿Cómo influyen los cambios en el funcionamiento del equipo?</w:t>
-      </w:r>
-    </w:p>
-    <w:p>
-      <w:pPr>
-        <w:rPr>
-          <w:lang w:eastAsia="es-CO"/>
-        </w:rPr>
-      </w:pPr>
-      <w:r>
-        <w:rPr>
-          <w:lang w:eastAsia="es-CO"/>
-        </w:rPr>
-        <w:t xml:space="preserve">Este proceso de aprendizaje continuo permite a los equipos evolucionar progresivamente, fortaleciendo su capacidad para enfrentar nuevos proyectos con mayor eficiencia. A medida que se acumula experiencia, se reducen los errores, se optimiza el uso de recursos y se mejora la calidad del </w:t>
+        <w:t xml:space="preserve">mayor eficiencia. A medida que se acumula experiencia, se reducen los errores, se optimiza el uso de recursos y se mejora la calidad del </w:t>
       </w:r>
       <w:r>
         <w:rPr>
@@ -6159,7 +6259,7 @@
       <w:pPr>
         <w:pStyle w:val="Ttulo1"/>
       </w:pPr>
-      <w:bookmarkStart w:id="6" w:name="_Toc228815947"/>
+      <w:bookmarkStart w:id="6" w:name="_Toc230288410"/>
       <w:r>
         <w:lastRenderedPageBreak/>
         <w:t xml:space="preserve">Fundamentos de las pruebas de </w:t>
@@ -6755,8 +6855,8 @@
           <w14:ligatures w14:val="standardContextual"/>
         </w:rPr>
         <w:drawing>
-          <wp:inline distT="0" distB="0" distL="0" distR="0" wp14:anchorId="18B7E2FF" wp14:editId="1FD1040A">
-            <wp:extent cx="5734050" cy="2973978"/>
+          <wp:inline distT="0" distB="0" distL="0" distR="0" wp14:anchorId="18B7E2FF" wp14:editId="5649E7D7">
+            <wp:extent cx="5855780" cy="3037114"/>
             <wp:effectExtent l="0" t="0" r="0" b="0"/>
             <wp:docPr id="16" name="Gráfico 16" descr="Figura 4 que contiene un esquema de los tipos de pruebas de software, mostrando la clasificación entre pruebas funcionales y no funcionales, niveles de prueba como unitarias, de integración y de sistema, enfoques de diseño como caja blanca, negra y gris, así como pruebas manuales, automatizadas, de rendimiento, carga, estrés, escalabilidad, compatibilidad, usabilidad y estabilidad."/>
             <wp:cNvGraphicFramePr>
@@ -6784,7 +6884,7 @@
                   <pic:spPr>
                     <a:xfrm>
                       <a:off x="0" y="0"/>
-                      <a:ext cx="5740415" cy="2977279"/>
+                      <a:ext cx="5867189" cy="3043031"/>
                     </a:xfrm>
                     <a:prstGeom prst="rect">
                       <a:avLst/>
@@ -6866,6 +6966,7 @@
       <w:bookmarkStart w:id="12" w:name="_Toc228809984"/>
       <w:bookmarkStart w:id="13" w:name="_Toc228815911"/>
       <w:bookmarkStart w:id="14" w:name="_Toc228815948"/>
+      <w:bookmarkStart w:id="15" w:name="_Toc230288411"/>
       <w:bookmarkEnd w:id="7"/>
       <w:bookmarkEnd w:id="8"/>
       <w:bookmarkEnd w:id="9"/>
@@ -6874,28 +6975,29 @@
       <w:bookmarkEnd w:id="12"/>
       <w:bookmarkEnd w:id="13"/>
       <w:bookmarkEnd w:id="14"/>
+      <w:bookmarkEnd w:id="15"/>
     </w:p>
     <w:p>
       <w:pPr>
         <w:pStyle w:val="Ttulo2"/>
       </w:pPr>
-      <w:bookmarkStart w:id="15" w:name="_Toc228815949"/>
+      <w:bookmarkStart w:id="16" w:name="_Toc230288412"/>
       <w:r>
         <w:t>Concepto, objetivos y niveles de prueba</w:t>
       </w:r>
-      <w:bookmarkEnd w:id="15"/>
-    </w:p>
-    <w:p>
-      <w:pPr>
-        <w:rPr>
-          <w:lang w:eastAsia="es-CO"/>
-        </w:rPr>
-      </w:pPr>
-      <w:r>
-        <w:rPr>
-          <w:lang w:eastAsia="es-CO"/>
-        </w:rPr>
-        <w:t xml:space="preserve">Para contextualizarse en esta temática, se invita a acceder al siguiente video introductorio, en el cual se explican de manera clara el concepto de pruebas de </w:t>
+      <w:bookmarkEnd w:id="16"/>
+    </w:p>
+    <w:p>
+      <w:pPr>
+        <w:rPr>
+          <w:lang w:eastAsia="es-CO"/>
+        </w:rPr>
+      </w:pPr>
+      <w:r>
+        <w:rPr>
+          <w:lang w:eastAsia="es-CO"/>
+        </w:rPr>
+        <w:t xml:space="preserve">Para contextualizarse en esta temática, se invita a acceder al siguiente video introductorio, en el cual se explica de manera clara el concepto de pruebas de </w:t>
       </w:r>
       <w:r>
         <w:rPr>
@@ -6952,7 +7054,7 @@
           <w:noProof/>
         </w:rPr>
         <w:drawing>
-          <wp:inline distT="0" distB="0" distL="0" distR="0" wp14:anchorId="1BA56F17" wp14:editId="1A91E757">
+          <wp:inline distT="0" distB="0" distL="0" distR="0" wp14:anchorId="1BA56F17" wp14:editId="464F08DA">
             <wp:extent cx="4680000" cy="2631600"/>
             <wp:effectExtent l="0" t="0" r="6350" b="0"/>
             <wp:docPr id="27" name="Imagen 27">
@@ -7013,7 +7115,7 @@
         </w:drawing>
       </w:r>
     </w:p>
-    <w:bookmarkStart w:id="16" w:name="_Hlk161159634"/>
+    <w:bookmarkStart w:id="17" w:name="_Hlk161159634"/>
     <w:p>
       <w:pPr>
         <w:jc w:val="center"/>
@@ -7069,6 +7171,7 @@
           </w:tcPr>
           <w:p>
             <w:pPr>
+              <w:ind w:firstLine="0"/>
               <w:rPr>
                 <w:b/>
               </w:rPr>
@@ -7080,7 +7183,13 @@
               <w:t xml:space="preserve">Transcripción del video: </w:t>
             </w:r>
             <w:r>
-              <w:t>Concepto, objetivos y niveles de prueba</w:t>
+              <w:rPr>
+                <w:bCs/>
+              </w:rPr>
+              <w:t>c</w:t>
+            </w:r>
+            <w:r>
+              <w:t>oncepto, objetivos y niveles de prueba</w:t>
             </w:r>
           </w:p>
         </w:tc>
@@ -7200,7 +7309,7 @@
           </w:p>
         </w:tc>
       </w:tr>
-      <w:bookmarkEnd w:id="16"/>
+      <w:bookmarkEnd w:id="17"/>
     </w:tbl>
     <w:p>
       <w:pPr>
@@ -7275,9 +7384,9 @@
           <w14:ligatures w14:val="standardContextual"/>
         </w:rPr>
         <w:drawing>
-          <wp:inline distT="0" distB="0" distL="0" distR="0" wp14:anchorId="7166A774" wp14:editId="6CFD6123">
-            <wp:extent cx="5891238" cy="2714625"/>
-            <wp:effectExtent l="0" t="0" r="0" b="0"/>
+          <wp:inline distT="0" distB="0" distL="0" distR="0" wp14:anchorId="7166A774" wp14:editId="2BA87786">
+            <wp:extent cx="5861957" cy="2701133"/>
+            <wp:effectExtent l="0" t="0" r="5715" b="4445"/>
             <wp:docPr id="17" name="Gráfico 17" descr="Figura 5 que muestra los niveles de pruebas de software y su aplicación dentro del proceso de desarrollo de manera piramidal, desde las pruebas unitarias enfocadas en componentes pequeños y aislados, pasando por las pruebas de integración que verifican el trabajo conjunto de los módulos, hasta las pruebas de interfaz y extremo a extremo, que evalúan flujos críticos del sistema mediante pruebas automáticas y manuales."/>
             <wp:cNvGraphicFramePr>
               <a:graphicFrameLocks xmlns:a="http://schemas.openxmlformats.org/drawingml/2006/main" noChangeAspect="1"/>
@@ -7304,7 +7413,7 @@
                   <pic:spPr>
                     <a:xfrm>
                       <a:off x="0" y="0"/>
-                      <a:ext cx="5896794" cy="2717185"/>
+                      <a:ext cx="5872797" cy="2706128"/>
                     </a:xfrm>
                     <a:prstGeom prst="rect">
                       <a:avLst/>
@@ -7406,7 +7515,7 @@
       <w:pPr>
         <w:pStyle w:val="Ttulo2"/>
       </w:pPr>
-      <w:bookmarkStart w:id="17" w:name="_Toc228815950"/>
+      <w:bookmarkStart w:id="18" w:name="_Toc230288413"/>
       <w:r>
         <w:t xml:space="preserve">Tipos de pruebas de </w:t>
       </w:r>
@@ -7416,7 +7525,7 @@
         </w:rPr>
         <w:t>software</w:t>
       </w:r>
-      <w:bookmarkEnd w:id="17"/>
+      <w:bookmarkEnd w:id="18"/>
     </w:p>
     <w:p>
       <w:pPr>
@@ -7834,11 +7943,11 @@
       <w:pPr>
         <w:pStyle w:val="Ttulo2"/>
       </w:pPr>
-      <w:bookmarkStart w:id="18" w:name="_Toc228815951"/>
+      <w:bookmarkStart w:id="19" w:name="_Toc230288414"/>
       <w:r>
         <w:t>Elementos y procedimientos de prueba</w:t>
       </w:r>
-      <w:bookmarkEnd w:id="18"/>
+      <w:bookmarkEnd w:id="19"/>
     </w:p>
     <w:p>
       <w:pPr>
@@ -8255,12 +8364,12 @@
       <w:pPr>
         <w:pStyle w:val="Ttulo1"/>
       </w:pPr>
-      <w:bookmarkStart w:id="19" w:name="_Toc228815952"/>
+      <w:bookmarkStart w:id="20" w:name="_Toc230288415"/>
       <w:r>
         <w:lastRenderedPageBreak/>
         <w:t>Planificación y técnicas de pruebas</w:t>
       </w:r>
-      <w:bookmarkEnd w:id="19"/>
+      <w:bookmarkEnd w:id="20"/>
     </w:p>
     <w:p>
       <w:pPr>
@@ -8352,7 +8461,13 @@
         <w:rPr>
           <w:lang w:eastAsia="es-CO"/>
         </w:rPr>
-        <w:t>Los componentes de la planificación de Tarjetas.</w:t>
+        <w:t xml:space="preserve">Los componentes de la planificación de </w:t>
+      </w:r>
+      <w:r>
+        <w:rPr>
+          <w:lang w:eastAsia="es-CO"/>
+        </w:rPr>
+        <w:t>son:</w:t>
       </w:r>
     </w:p>
     <w:p>
@@ -8806,24 +8921,26 @@
           <w:lang w:eastAsia="es-CO"/>
         </w:rPr>
       </w:pPr>
-      <w:bookmarkStart w:id="20" w:name="_Toc228800313"/>
-      <w:bookmarkStart w:id="21" w:name="_Toc228809989"/>
-      <w:bookmarkStart w:id="22" w:name="_Toc228815916"/>
-      <w:bookmarkStart w:id="23" w:name="_Toc228815953"/>
-      <w:bookmarkEnd w:id="20"/>
+      <w:bookmarkStart w:id="21" w:name="_Toc228800313"/>
+      <w:bookmarkStart w:id="22" w:name="_Toc228809989"/>
+      <w:bookmarkStart w:id="23" w:name="_Toc228815916"/>
+      <w:bookmarkStart w:id="24" w:name="_Toc228815953"/>
+      <w:bookmarkStart w:id="25" w:name="_Toc230288416"/>
       <w:bookmarkEnd w:id="21"/>
       <w:bookmarkEnd w:id="22"/>
       <w:bookmarkEnd w:id="23"/>
+      <w:bookmarkEnd w:id="24"/>
+      <w:bookmarkEnd w:id="25"/>
     </w:p>
     <w:p>
       <w:pPr>
         <w:pStyle w:val="Ttulo2"/>
       </w:pPr>
-      <w:bookmarkStart w:id="24" w:name="_Toc228815954"/>
+      <w:bookmarkStart w:id="26" w:name="_Toc230288417"/>
       <w:r>
         <w:t>Plan de pruebas: concepto, alcance y formatos</w:t>
       </w:r>
-      <w:bookmarkEnd w:id="24"/>
+      <w:bookmarkEnd w:id="26"/>
     </w:p>
     <w:p>
       <w:pPr>
@@ -9133,11 +9250,11 @@
       <w:pPr>
         <w:pStyle w:val="Ttulo2"/>
       </w:pPr>
-      <w:bookmarkStart w:id="25" w:name="_Toc228815955"/>
+      <w:bookmarkStart w:id="27" w:name="_Toc230288418"/>
       <w:r>
         <w:t>Recursos, cronograma y gestión de ítems</w:t>
       </w:r>
-      <w:bookmarkEnd w:id="25"/>
+      <w:bookmarkEnd w:id="27"/>
     </w:p>
     <w:p>
       <w:pPr>
@@ -9477,10 +9594,10 @@
           <w14:ligatures w14:val="standardContextual"/>
         </w:rPr>
         <w:drawing>
-          <wp:inline distT="0" distB="0" distL="0" distR="0" wp14:anchorId="18F912E9" wp14:editId="71212C96">
+          <wp:inline distT="0" distB="0" distL="0" distR="0" wp14:anchorId="18F912E9" wp14:editId="6721C176">
             <wp:extent cx="5848028" cy="2952750"/>
             <wp:effectExtent l="0" t="0" r="635" b="0"/>
-            <wp:docPr id="18" name="Gráfico 18" descr="Texto alternativo:&#10;Figura 6 que representa el flujo de trabajo del proceso de pruebas de software, mostrando la interacción entre el gestor de pruebas, el gerente de proyecto y los servidores de compilación, base de datos y prueba, así como las actividades de configuración, notificación de versiones y liberación dentro del entorno de prueba.&#10;"/>
+            <wp:docPr id="18" name="Gráfico 18" descr="Figura 6 que representa el flujo de trabajo del proceso de pruebas de software, mostrando la interacción entre el gestor de pruebas, el gerente de proyecto y los servidores de compilación, base de datos y prueba, así como las actividades de configuración, notificación de versiones y liberación dentro del entorno de prueba.&#10;"/>
             <wp:cNvGraphicFramePr>
               <a:graphicFrameLocks xmlns:a="http://schemas.openxmlformats.org/drawingml/2006/main" noChangeAspect="1"/>
             </wp:cNvGraphicFramePr>
@@ -9488,7 +9605,7 @@
               <a:graphicData uri="http://schemas.openxmlformats.org/drawingml/2006/picture">
                 <pic:pic xmlns:pic="http://schemas.openxmlformats.org/drawingml/2006/picture">
                   <pic:nvPicPr>
-                    <pic:cNvPr id="18" name="Gráfico 18" descr="Texto alternativo:&#10;Figura 6 que representa el flujo de trabajo del proceso de pruebas de software, mostrando la interacción entre el gestor de pruebas, el gerente de proyecto y los servidores de compilación, base de datos y prueba, así como las actividades de configuración, notificación de versiones y liberación dentro del entorno de prueba.&#10;"/>
+                    <pic:cNvPr id="18" name="Gráfico 18" descr="Figura 6 que representa el flujo de trabajo del proceso de pruebas de software, mostrando la interacción entre el gestor de pruebas, el gerente de proyecto y los servidores de compilación, base de datos y prueba, así como las actividades de configuración, notificación de versiones y liberación dentro del entorno de prueba.&#10;"/>
                     <pic:cNvPicPr/>
                   </pic:nvPicPr>
                   <pic:blipFill>
@@ -9755,11 +9872,11 @@
       <w:pPr>
         <w:pStyle w:val="Ttulo2"/>
       </w:pPr>
-      <w:bookmarkStart w:id="26" w:name="_Toc228815956"/>
+      <w:bookmarkStart w:id="28" w:name="_Toc230288419"/>
       <w:r>
         <w:t>Escenarios, casos de prueba y nomenclaturas</w:t>
       </w:r>
-      <w:bookmarkEnd w:id="26"/>
+      <w:bookmarkEnd w:id="28"/>
     </w:p>
     <w:p>
       <w:pPr>
@@ -9817,7 +9934,7 @@
         <w:rPr>
           <w:lang w:eastAsia="es-CO"/>
         </w:rPr>
-        <w:t>La diferencia entre escenario y caso de prueba, radica en lo siguiente:</w:t>
+        <w:t>La diferencia entre escenario y caso de prueba radica en lo siguiente:</w:t>
       </w:r>
     </w:p>
     <w:p>
@@ -10195,7 +10312,7 @@
       <w:pPr>
         <w:pStyle w:val="Ttulo2"/>
       </w:pPr>
-      <w:bookmarkStart w:id="27" w:name="_Toc228815957"/>
+      <w:bookmarkStart w:id="29" w:name="_Toc230288420"/>
       <w:r>
         <w:lastRenderedPageBreak/>
         <w:t xml:space="preserve">Técnicas de pruebas de </w:t>
@@ -10206,7 +10323,7 @@
         </w:rPr>
         <w:t>software</w:t>
       </w:r>
-      <w:bookmarkEnd w:id="27"/>
+      <w:bookmarkEnd w:id="29"/>
     </w:p>
     <w:p>
       <w:pPr>
@@ -10273,9 +10390,25 @@
     </w:p>
     <w:p>
       <w:pPr>
+        <w:spacing w:before="0" w:after="0" w:line="240" w:lineRule="auto"/>
+        <w:ind w:firstLine="0"/>
+        <w:rPr>
+          <w:lang w:eastAsia="es-CO"/>
+        </w:rPr>
+      </w:pPr>
+      <w:r>
+        <w:rPr>
+          <w:lang w:eastAsia="es-CO"/>
+        </w:rPr>
+        <w:br w:type="page"/>
+      </w:r>
+    </w:p>
+    <w:p>
+      <w:pPr>
         <w:pStyle w:val="Figura"/>
       </w:pPr>
       <w:r>
+        <w:lastRenderedPageBreak/>
         <w:t xml:space="preserve">Técnicas de diseño de pruebas en la validación funcional del </w:t>
       </w:r>
       <w:r>
@@ -10304,9 +10437,9 @@
           <w:lang w:val="es-ES_tradnl"/>
         </w:rPr>
         <w:drawing>
-          <wp:inline distT="0" distB="0" distL="0" distR="0" wp14:anchorId="26276371" wp14:editId="2F7D50A6">
-            <wp:extent cx="3771900" cy="2581275"/>
-            <wp:effectExtent l="0" t="0" r="0" b="9525"/>
+          <wp:inline distT="0" distB="0" distL="0" distR="0" wp14:anchorId="26276371" wp14:editId="0D54FC7B">
+            <wp:extent cx="5845750" cy="4000500"/>
+            <wp:effectExtent l="0" t="0" r="3175" b="0"/>
             <wp:docPr id="19" name="Gráfico 19" descr="Figura 7 que relaciona un esquema en el que se distinguen las técnicas estáticas y dinámicas, así como los métodos de prueba de caja negra y caja blanca, además de aquellas basadas en la experiencia del evaluador."/>
             <wp:cNvGraphicFramePr>
               <a:graphicFrameLocks xmlns:a="http://schemas.openxmlformats.org/drawingml/2006/main" noChangeAspect="1"/>
@@ -10333,7 +10466,7 @@
                   <pic:spPr>
                     <a:xfrm>
                       <a:off x="0" y="0"/>
-                      <a:ext cx="3771900" cy="2581275"/>
+                      <a:ext cx="5907106" cy="4042489"/>
                     </a:xfrm>
                     <a:prstGeom prst="rect">
                       <a:avLst/>
@@ -10356,40 +10489,40 @@
         <w:rPr>
           <w:lang w:eastAsia="es-CO"/>
         </w:rPr>
-        <w:t xml:space="preserve">La partición de equivalencia permite representar conjuntos de datos mediante valores representativos, mientras que el análisis de valores límite se enfoca en </w:t>
+        <w:t>La partición de equivalencia permite representar conjuntos de datos mediante valores representativos, mientras que el análisis de valores límite se enfoca en condiciones críticas donde suelen presentarse errores. Ambas técnicas contribuyen a mejorar la eficiencia del diseño de pruebas al priorizar datos relevantes.</w:t>
+      </w:r>
+    </w:p>
+    <w:p>
+      <w:pPr>
+        <w:rPr>
+          <w:lang w:eastAsia="es-CO"/>
+        </w:rPr>
+      </w:pPr>
+      <w:r>
+        <w:rPr>
+          <w:lang w:eastAsia="es-CO"/>
+        </w:rPr>
+        <w:t>Estas técnicas se combinan según la complejidad del sistema y el tipo de funcionalidad evaluada, permitiendo diseñar pruebas más completas sin incrementar innecesariamente el número de casos.</w:t>
+      </w:r>
+    </w:p>
+    <w:p>
+      <w:pPr>
+        <w:rPr>
+          <w:lang w:eastAsia="es-CO"/>
+        </w:rPr>
+      </w:pPr>
+      <w:r>
+        <w:rPr>
+          <w:lang w:eastAsia="es-CO"/>
+        </w:rPr>
+        <w:t xml:space="preserve">La correcta selección de técnicas depende del contexto del sistema, los riesgos identificados y los objetivos de la prueba. No todas las técnicas aportan el mismo valor </w:t>
       </w:r>
       <w:r>
         <w:rPr>
           <w:lang w:eastAsia="es-CO"/>
         </w:rPr>
         <w:lastRenderedPageBreak/>
-        <w:t>condiciones críticas donde suelen presentarse errores. Ambas técnicas contribuyen a mejorar la eficiencia del diseño de pruebas al priorizar datos relevantes.</w:t>
-      </w:r>
-    </w:p>
-    <w:p>
-      <w:pPr>
-        <w:rPr>
-          <w:lang w:eastAsia="es-CO"/>
-        </w:rPr>
-      </w:pPr>
-      <w:r>
-        <w:rPr>
-          <w:lang w:eastAsia="es-CO"/>
-        </w:rPr>
-        <w:t>Estas técnicas se combinan según la complejidad del sistema y el tipo de funcionalidad evaluada, permitiendo diseñar pruebas más completas sin incrementar innecesariamente el número de casos.</w:t>
-      </w:r>
-    </w:p>
-    <w:p>
-      <w:pPr>
-        <w:rPr>
-          <w:lang w:eastAsia="es-CO"/>
-        </w:rPr>
-      </w:pPr>
-      <w:r>
-        <w:rPr>
-          <w:lang w:eastAsia="es-CO"/>
-        </w:rPr>
-        <w:t>La correcta selección de técnicas depende del contexto del sistema, los riesgos identificados y los objetivos de la prueba. No todas las técnicas aportan el mismo valor en todos los escenarios, por lo que su aplicación debe ser estratégica y orientada a resultados.</w:t>
+        <w:t>en todos los escenarios, por lo que su aplicación debe ser estratégica y orientada a resultados.</w:t>
       </w:r>
     </w:p>
     <w:p>
@@ -10428,11 +10561,11 @@
       <w:pPr>
         <w:pStyle w:val="Ttulo2"/>
       </w:pPr>
-      <w:bookmarkStart w:id="28" w:name="_Toc228815958"/>
+      <w:bookmarkStart w:id="30" w:name="_Toc230288421"/>
       <w:r>
         <w:t>Enfoque TDD y gestión de incidencias</w:t>
       </w:r>
-      <w:bookmarkEnd w:id="28"/>
+      <w:bookmarkEnd w:id="30"/>
     </w:p>
     <w:p>
       <w:pPr>
@@ -10485,28 +10618,68 @@
         <w:rPr>
           <w:lang w:eastAsia="es-CO"/>
         </w:rPr>
-        <w:t xml:space="preserve">En este modelo, cada funcionalidad se desarrolla a partir de una prueba que inicialmente falla, lo que indica que el comportamiento aún no está implementado. Posteriormente, se escribe el código necesario para cumplir con la prueba, y finalmente </w:t>
-      </w:r>
-      <w:r>
-        <w:rPr>
-          <w:lang w:eastAsia="es-CO"/>
-        </w:rPr>
+        <w:t>En este modelo, cada funcionalidad se desarrolla a partir de una prueba que inicialmente falla, lo que indica que el comportamiento aún no está implementado. Posteriormente, se escribe el código necesario para cumplir con la prueba, y finalmente se optimiza la solución sin alterar su funcionalidad. Dicho proceso</w:t>
+      </w:r>
+      <w:r>
+        <w:rPr>
+          <w:lang w:eastAsia="es-CO"/>
+        </w:rPr>
+        <w:t xml:space="preserve"> </w:t>
+      </w:r>
+      <w:r>
+        <w:rPr>
+          <w:lang w:eastAsia="es-CO"/>
+        </w:rPr>
+        <w:t>se detalla en la siguiente imagen:</w:t>
+      </w:r>
+    </w:p>
+    <w:p>
+      <w:pPr>
+        <w:spacing w:before="0" w:after="0" w:line="240" w:lineRule="auto"/>
+        <w:ind w:firstLine="0"/>
+        <w:rPr>
+          <w:lang w:eastAsia="es-CO"/>
+        </w:rPr>
+      </w:pPr>
+      <w:r>
+        <w:rPr>
+          <w:lang w:eastAsia="es-CO"/>
+        </w:rPr>
+        <w:br w:type="page"/>
+      </w:r>
+    </w:p>
+    <w:p>
+      <w:pPr>
+        <w:pStyle w:val="Figura"/>
+      </w:pPr>
+      <w:r>
         <w:lastRenderedPageBreak/>
-        <w:t>se optimiza la solución sin alterar su funcionalidad. Dicho proceso, se detalla en la siguiente imagen:</w:t>
-      </w:r>
-    </w:p>
-    <w:p>
-      <w:pPr>
-        <w:pStyle w:val="Figura"/>
-      </w:pPr>
-      <w:r>
-        <w:t xml:space="preserve">Ciclo de desarrollo dirigido por pruebas (TDD): Red – Green – </w:t>
-      </w:r>
-      <w:proofErr w:type="spellStart"/>
-      <w:r>
+        <w:t xml:space="preserve">Ciclo de desarrollo dirigido por pruebas (TDD): </w:t>
+      </w:r>
+      <w:r>
+        <w:rPr>
+          <w:rStyle w:val="Extranjerismo"/>
+        </w:rPr>
+        <w:t>Red</w:t>
+      </w:r>
+      <w:r>
+        <w:t xml:space="preserve"> – </w:t>
+      </w:r>
+      <w:r>
+        <w:rPr>
+          <w:rStyle w:val="Extranjerismo"/>
+        </w:rPr>
+        <w:t>Green</w:t>
+      </w:r>
+      <w:r>
+        <w:t xml:space="preserve"> – </w:t>
+      </w:r>
+      <w:r>
+        <w:rPr>
+          <w:rStyle w:val="Extranjerismo"/>
+        </w:rPr>
         <w:t>Refactor</w:t>
       </w:r>
-      <w:proofErr w:type="spellEnd"/>
     </w:p>
     <w:p>
       <w:pPr>
@@ -10527,9 +10700,9 @@
           <w14:ligatures w14:val="standardContextual"/>
         </w:rPr>
         <w:drawing>
-          <wp:inline distT="0" distB="0" distL="0" distR="0" wp14:anchorId="11D25C4E" wp14:editId="489606EC">
-            <wp:extent cx="5751487" cy="1962150"/>
-            <wp:effectExtent l="0" t="0" r="1905" b="0"/>
+          <wp:inline distT="0" distB="0" distL="0" distR="0" wp14:anchorId="11D25C4E" wp14:editId="2D20EED8">
+            <wp:extent cx="5812972" cy="1983127"/>
+            <wp:effectExtent l="0" t="0" r="0" b="0"/>
             <wp:docPr id="20" name="Gráfico 20" descr="Figura 8 que muestra el ciclo de desarrollo dirigido por pruebas (TDD), en el cual se inicia escribiendo una prueba que falla (rojo), se desarrolla el código mínimo para que funcione correctamente (verde) y finalmente se refactoriza el código eliminando redundancias sin afectar su comportamiento."/>
             <wp:cNvGraphicFramePr>
               <a:graphicFrameLocks xmlns:a="http://schemas.openxmlformats.org/drawingml/2006/main" noChangeAspect="1"/>
@@ -10556,7 +10729,7 @@
                   <pic:spPr>
                     <a:xfrm>
                       <a:off x="0" y="0"/>
-                      <a:ext cx="5756255" cy="1963777"/>
+                      <a:ext cx="5821307" cy="1985971"/>
                     </a:xfrm>
                     <a:prstGeom prst="rect">
                       <a:avLst/>
@@ -10579,7 +10752,19 @@
         <w:rPr>
           <w:lang w:eastAsia="es-CO"/>
         </w:rPr>
-        <w:t xml:space="preserve">Este ciclo se conoce como Red </w:t>
+        <w:t xml:space="preserve">Este ciclo se conoce como </w:t>
+      </w:r>
+      <w:r>
+        <w:rPr>
+          <w:rStyle w:val="Extranjerismo"/>
+        </w:rPr>
+        <w:t>Red</w:t>
+      </w:r>
+      <w:r>
+        <w:rPr>
+          <w:lang w:eastAsia="es-CO"/>
+        </w:rPr>
+        <w:t xml:space="preserve"> </w:t>
       </w:r>
       <w:r>
         <w:rPr>
@@ -10591,7 +10776,19 @@
         <w:rPr>
           <w:lang w:eastAsia="es-CO"/>
         </w:rPr>
-        <w:t xml:space="preserve"> Green </w:t>
+        <w:t xml:space="preserve"> </w:t>
+      </w:r>
+      <w:r>
+        <w:rPr>
+          <w:rStyle w:val="Extranjerismo"/>
+        </w:rPr>
+        <w:t>Green</w:t>
+      </w:r>
+      <w:r>
+        <w:rPr>
+          <w:lang w:eastAsia="es-CO"/>
+        </w:rPr>
+        <w:t xml:space="preserve"> </w:t>
       </w:r>
       <w:r>
         <w:rPr>
@@ -10605,14 +10802,12 @@
         </w:rPr>
         <w:t xml:space="preserve"> </w:t>
       </w:r>
-      <w:proofErr w:type="spellStart"/>
-      <w:r>
-        <w:rPr>
-          <w:lang w:eastAsia="es-CO"/>
+      <w:r>
+        <w:rPr>
+          <w:rStyle w:val="Extranjerismo"/>
         </w:rPr>
         <w:t>Refactor</w:t>
       </w:r>
-      <w:proofErr w:type="spellEnd"/>
       <w:r>
         <w:rPr>
           <w:lang w:eastAsia="es-CO"/>
@@ -10640,16 +10835,16 @@
           <w:numId w:val="22"/>
         </w:numPr>
         <w:rPr>
-          <w:b/>
-          <w:bCs/>
-          <w:lang w:eastAsia="es-CO"/>
-        </w:rPr>
-      </w:pPr>
-      <w:r>
-        <w:rPr>
-          <w:b/>
-          <w:bCs/>
-          <w:lang w:eastAsia="es-CO"/>
+          <w:rStyle w:val="Extranjerismo"/>
+          <w:b/>
+          <w:bCs/>
+        </w:rPr>
+      </w:pPr>
+      <w:r>
+        <w:rPr>
+          <w:rStyle w:val="Extranjerismo"/>
+          <w:b/>
+          <w:bCs/>
         </w:rPr>
         <w:t>Red</w:t>
       </w:r>
@@ -10675,16 +10870,16 @@
           <w:numId w:val="22"/>
         </w:numPr>
         <w:rPr>
-          <w:b/>
-          <w:bCs/>
-          <w:lang w:eastAsia="es-CO"/>
-        </w:rPr>
-      </w:pPr>
-      <w:r>
-        <w:rPr>
-          <w:b/>
-          <w:bCs/>
-          <w:lang w:eastAsia="es-CO"/>
+          <w:rStyle w:val="Extranjerismo"/>
+          <w:b/>
+          <w:bCs/>
+        </w:rPr>
+      </w:pPr>
+      <w:r>
+        <w:rPr>
+          <w:rStyle w:val="Extranjerismo"/>
+          <w:b/>
+          <w:bCs/>
         </w:rPr>
         <w:t>Green</w:t>
       </w:r>
@@ -10710,21 +10905,19 @@
           <w:numId w:val="22"/>
         </w:numPr>
         <w:rPr>
-          <w:b/>
-          <w:bCs/>
-          <w:lang w:eastAsia="es-CO"/>
-        </w:rPr>
-      </w:pPr>
-      <w:proofErr w:type="spellStart"/>
-      <w:r>
-        <w:rPr>
-          <w:b/>
-          <w:bCs/>
-          <w:lang w:eastAsia="es-CO"/>
+          <w:rStyle w:val="Extranjerismo"/>
+          <w:b/>
+          <w:bCs/>
+        </w:rPr>
+      </w:pPr>
+      <w:r>
+        <w:rPr>
+          <w:rStyle w:val="Extranjerismo"/>
+          <w:b/>
+          <w:bCs/>
         </w:rPr>
         <w:t>Refactor</w:t>
       </w:r>
-      <w:proofErr w:type="spellEnd"/>
     </w:p>
     <w:p>
       <w:pPr>
@@ -10749,8 +10942,14 @@
         <w:rPr>
           <w:lang w:eastAsia="es-CO"/>
         </w:rPr>
+        <w:t xml:space="preserve">El uso de TDD permite generar código más estructurado, ya que obliga a definir claramente qué se espera del sistema antes de su implementación. Además, facilita la </w:t>
+      </w:r>
+      <w:r>
+        <w:rPr>
+          <w:lang w:eastAsia="es-CO"/>
+        </w:rPr>
         <w:lastRenderedPageBreak/>
-        <w:t xml:space="preserve">El uso de TDD permite generar código más estructurado, ya que obliga a definir claramente qué se espera del sistema antes de su implementación. Además, facilita la creación de pruebas automatizadas que pueden reutilizarse en futuras validaciones, fortaleciendo la estabilidad del </w:t>
+        <w:t xml:space="preserve">creación de pruebas automatizadas que pueden reutilizarse en futuras validaciones, fortaleciendo la estabilidad del </w:t>
       </w:r>
       <w:r>
         <w:rPr>
@@ -10878,7 +11077,19 @@
         <w:rPr>
           <w:lang w:eastAsia="es-CO"/>
         </w:rPr>
-        <w:t xml:space="preserve">La aplicación de TDD y una adecuada gestión de incidencias permite fortalecer el proceso de desarrollo, asegurando que los errores sean detectados de forma temprana y gestionados de manera eficiente, lo que contribuye a la entrega de </w:t>
+        <w:t>La aplicación de TDD y una adecuada gestión de incidencias permite</w:t>
+      </w:r>
+      <w:r>
+        <w:rPr>
+          <w:lang w:eastAsia="es-CO"/>
+        </w:rPr>
+        <w:t xml:space="preserve">n </w:t>
+      </w:r>
+      <w:r>
+        <w:rPr>
+          <w:lang w:eastAsia="es-CO"/>
+        </w:rPr>
+        <w:t xml:space="preserve">fortalecer el proceso de desarrollo, asegurando que los errores sean detectados de forma temprana y gestionados de manera eficiente, lo que contribuye a la entrega de </w:t>
       </w:r>
       <w:r>
         <w:rPr>
@@ -10912,12 +11123,12 @@
       <w:pPr>
         <w:pStyle w:val="Ttulo1"/>
       </w:pPr>
-      <w:bookmarkStart w:id="29" w:name="_Toc228815959"/>
+      <w:bookmarkStart w:id="31" w:name="_Toc230288422"/>
       <w:r>
         <w:lastRenderedPageBreak/>
         <w:t>Herramientas y gestión del proceso de pruebas</w:t>
       </w:r>
-      <w:bookmarkEnd w:id="29"/>
+      <w:bookmarkEnd w:id="31"/>
     </w:p>
     <w:p>
       <w:pPr>
@@ -11297,24 +11508,26 @@
           <w:lang w:eastAsia="es-CO"/>
         </w:rPr>
       </w:pPr>
-      <w:bookmarkStart w:id="30" w:name="_Toc228800320"/>
-      <w:bookmarkStart w:id="31" w:name="_Toc228809996"/>
-      <w:bookmarkStart w:id="32" w:name="_Toc228815923"/>
-      <w:bookmarkStart w:id="33" w:name="_Toc228815960"/>
-      <w:bookmarkEnd w:id="30"/>
-      <w:bookmarkEnd w:id="31"/>
+      <w:bookmarkStart w:id="32" w:name="_Toc228800320"/>
+      <w:bookmarkStart w:id="33" w:name="_Toc228809996"/>
+      <w:bookmarkStart w:id="34" w:name="_Toc228815923"/>
+      <w:bookmarkStart w:id="35" w:name="_Toc228815960"/>
+      <w:bookmarkStart w:id="36" w:name="_Toc230288423"/>
       <w:bookmarkEnd w:id="32"/>
       <w:bookmarkEnd w:id="33"/>
+      <w:bookmarkEnd w:id="34"/>
+      <w:bookmarkEnd w:id="35"/>
+      <w:bookmarkEnd w:id="36"/>
     </w:p>
     <w:p>
       <w:pPr>
         <w:pStyle w:val="Ttulo2"/>
       </w:pPr>
-      <w:bookmarkStart w:id="34" w:name="_Toc228815961"/>
+      <w:bookmarkStart w:id="37" w:name="_Toc230288424"/>
       <w:r>
         <w:t>Herramientas para la aplicación de pruebas</w:t>
       </w:r>
-      <w:bookmarkEnd w:id="34"/>
+      <w:bookmarkEnd w:id="37"/>
     </w:p>
     <w:p>
       <w:pPr>
@@ -11632,11 +11845,11 @@
       <w:pPr>
         <w:pStyle w:val="Ttulo2"/>
       </w:pPr>
-      <w:bookmarkStart w:id="35" w:name="_Toc228815962"/>
+      <w:bookmarkStart w:id="38" w:name="_Toc230288425"/>
       <w:r>
         <w:t>Gestión del proceso y confidencialidad</w:t>
       </w:r>
-      <w:bookmarkEnd w:id="35"/>
+      <w:bookmarkEnd w:id="38"/>
     </w:p>
     <w:p>
       <w:pPr>
@@ -12072,11 +12285,11 @@
       <w:pPr>
         <w:pStyle w:val="Ttulo2"/>
       </w:pPr>
-      <w:bookmarkStart w:id="36" w:name="_Toc228815963"/>
+      <w:bookmarkStart w:id="39" w:name="_Toc230288426"/>
       <w:r>
         <w:t>Modelos de procesos y documentación</w:t>
       </w:r>
-      <w:bookmarkEnd w:id="36"/>
+      <w:bookmarkEnd w:id="39"/>
     </w:p>
     <w:p>
       <w:pPr>
@@ -12494,12 +12707,12 @@
       <w:pPr>
         <w:pStyle w:val="Ttulo2"/>
       </w:pPr>
-      <w:bookmarkStart w:id="37" w:name="_Toc228815964"/>
+      <w:bookmarkStart w:id="40" w:name="_Toc230288427"/>
       <w:r>
         <w:lastRenderedPageBreak/>
         <w:t>Resolución de problemas y operación de pruebas</w:t>
       </w:r>
-      <w:bookmarkEnd w:id="37"/>
+      <w:bookmarkEnd w:id="40"/>
     </w:p>
     <w:p>
       <w:pPr>
@@ -12927,28 +13140,19 @@
       <w:pPr>
         <w:pStyle w:val="Ttulo1"/>
       </w:pPr>
-      <w:bookmarkStart w:id="38" w:name="_Toc228815965"/>
+      <w:bookmarkStart w:id="41" w:name="_Toc230288428"/>
       <w:r>
         <w:lastRenderedPageBreak/>
         <w:t>Ejecución, certificación y mejora continua</w:t>
       </w:r>
-      <w:bookmarkEnd w:id="38"/>
-    </w:p>
-    <w:p>
-      <w:pPr>
-        <w:rPr>
-          <w:lang w:eastAsia="es-CO"/>
-        </w:rPr>
-      </w:pPr>
-      <w:r>
-        <w:rPr>
-          <w:lang w:eastAsia="es-CO"/>
-        </w:rPr>
-        <w:t>El</w:t>
-      </w:r>
-      <w:r>
-        <w:t xml:space="preserve"> </w:t>
-      </w:r>
+      <w:bookmarkEnd w:id="41"/>
+    </w:p>
+    <w:p>
+      <w:pPr>
+        <w:rPr>
+          <w:lang w:eastAsia="es-CO"/>
+        </w:rPr>
+      </w:pPr>
       <w:r>
         <w:rPr>
           <w:lang w:eastAsia="es-CO"/>
@@ -12965,7 +13169,19 @@
         <w:rPr>
           <w:lang w:eastAsia="es-CO"/>
         </w:rPr>
-        <w:t>. En esta etapa se consolidan los resultados obtenidos, se valida el cumplimiento de los criterios de calidad definidos y se establecen acciones orientadas a la optimización del sistema y del propio proceso de pruebas. Para este proceso de deben realizar los siguientes pasos:</w:t>
+        <w:t xml:space="preserve">. En esta etapa se consolidan los resultados obtenidos, se valida el cumplimiento de los criterios de calidad definidos y se establecen acciones orientadas a la optimización del sistema y del propio proceso de pruebas. Para este proceso </w:t>
+      </w:r>
+      <w:r>
+        <w:rPr>
+          <w:lang w:eastAsia="es-CO"/>
+        </w:rPr>
+        <w:t>se</w:t>
+      </w:r>
+      <w:r>
+        <w:rPr>
+          <w:lang w:eastAsia="es-CO"/>
+        </w:rPr>
+        <w:t xml:space="preserve"> deben realizar los siguientes pasos:</w:t>
       </w:r>
     </w:p>
     <w:p>
@@ -13418,24 +13634,26 @@
           <w:lang w:eastAsia="es-CO"/>
         </w:rPr>
       </w:pPr>
-      <w:bookmarkStart w:id="39" w:name="_Toc228800326"/>
-      <w:bookmarkStart w:id="40" w:name="_Toc228810002"/>
-      <w:bookmarkStart w:id="41" w:name="_Toc228815929"/>
-      <w:bookmarkStart w:id="42" w:name="_Toc228815966"/>
-      <w:bookmarkEnd w:id="39"/>
-      <w:bookmarkEnd w:id="40"/>
-      <w:bookmarkEnd w:id="41"/>
+      <w:bookmarkStart w:id="42" w:name="_Toc228800326"/>
+      <w:bookmarkStart w:id="43" w:name="_Toc228810002"/>
+      <w:bookmarkStart w:id="44" w:name="_Toc228815929"/>
+      <w:bookmarkStart w:id="45" w:name="_Toc228815966"/>
+      <w:bookmarkStart w:id="46" w:name="_Toc230288429"/>
       <w:bookmarkEnd w:id="42"/>
+      <w:bookmarkEnd w:id="43"/>
+      <w:bookmarkEnd w:id="44"/>
+      <w:bookmarkEnd w:id="45"/>
+      <w:bookmarkEnd w:id="46"/>
     </w:p>
     <w:p>
       <w:pPr>
         <w:pStyle w:val="Ttulo2"/>
       </w:pPr>
-      <w:bookmarkStart w:id="43" w:name="_Toc228815967"/>
+      <w:bookmarkStart w:id="47" w:name="_Toc230288430"/>
       <w:r>
         <w:t>Ejecución de pruebas, cobertura y rendimiento</w:t>
       </w:r>
-      <w:bookmarkEnd w:id="43"/>
+      <w:bookmarkEnd w:id="47"/>
     </w:p>
     <w:p>
       <w:pPr>
@@ -13732,8 +13950,8 @@
           <w14:ligatures w14:val="standardContextual"/>
         </w:rPr>
         <w:drawing>
-          <wp:inline distT="0" distB="0" distL="0" distR="0" wp14:anchorId="55622B20" wp14:editId="4DE7B59E">
-            <wp:extent cx="5792764" cy="2447925"/>
+          <wp:inline distT="0" distB="0" distL="0" distR="0" wp14:anchorId="55622B20" wp14:editId="3A2EA407">
+            <wp:extent cx="5878286" cy="2484065"/>
             <wp:effectExtent l="0" t="0" r="0" b="0"/>
             <wp:docPr id="22" name="Gráfico 22" descr="Figura 10 que presenta la clasificación de las métricas de cobertura de pruebas de software, agrupando las medidas de cobertura funcional, de datos y de código. La figura incluye métricas como cobertura de funciones, resultados y cadenas de funciones; cobertura de valores, atributos y objetos; y cobertura de declaraciones, métodos, sucursales, rutas y estados, integradas dentro de las medidas de cobertura de pruebas (TCOV-1), utilizadas para evaluar el nivel de prueba alcanzado."/>
             <wp:cNvGraphicFramePr>
@@ -13761,7 +13979,7 @@
                   <pic:spPr>
                     <a:xfrm>
                       <a:off x="0" y="0"/>
-                      <a:ext cx="5796897" cy="2449672"/>
+                      <a:ext cx="5886968" cy="2487734"/>
                     </a:xfrm>
                     <a:prstGeom prst="rect">
                       <a:avLst/>
@@ -13905,14 +14123,14 @@
       <w:pPr>
         <w:pStyle w:val="Ttulo2"/>
       </w:pPr>
-      <w:bookmarkStart w:id="44" w:name="_Toc228815968"/>
+      <w:bookmarkStart w:id="48" w:name="_Toc230288431"/>
       <w:r>
         <w:t>Plan</w:t>
       </w:r>
       <w:r>
         <w:t xml:space="preserve"> de certificación y gestión de incidencias</w:t>
       </w:r>
-      <w:bookmarkEnd w:id="44"/>
+      <w:bookmarkEnd w:id="48"/>
     </w:p>
     <w:p>
       <w:pPr>
@@ -14332,7 +14550,7 @@
       <w:pPr>
         <w:pStyle w:val="Ttulo2"/>
       </w:pPr>
-      <w:bookmarkStart w:id="45" w:name="_Toc228815969"/>
+      <w:bookmarkStart w:id="49" w:name="_Toc230288432"/>
       <w:r>
         <w:t xml:space="preserve">Mejora continua y </w:t>
       </w:r>
@@ -14342,7 +14560,7 @@
         </w:rPr>
         <w:t>refactoring</w:t>
       </w:r>
-      <w:bookmarkEnd w:id="45"/>
+      <w:bookmarkEnd w:id="49"/>
     </w:p>
     <w:p>
       <w:pPr>
@@ -15027,12 +15245,12 @@
       <w:pPr>
         <w:pStyle w:val="Ttulo1"/>
       </w:pPr>
-      <w:bookmarkStart w:id="46" w:name="_Toc228815970"/>
+      <w:bookmarkStart w:id="50" w:name="_Toc230288433"/>
       <w:r>
         <w:lastRenderedPageBreak/>
         <w:t>Informes, trazabilidad y automatización de pruebas</w:t>
       </w:r>
-      <w:bookmarkEnd w:id="46"/>
+      <w:bookmarkEnd w:id="50"/>
     </w:p>
     <w:p>
       <w:pPr>
@@ -15516,24 +15734,26 @@
           <w:lang w:eastAsia="es-CO"/>
         </w:rPr>
       </w:pPr>
-      <w:bookmarkStart w:id="47" w:name="_Toc228800331"/>
-      <w:bookmarkStart w:id="48" w:name="_Toc228810007"/>
-      <w:bookmarkStart w:id="49" w:name="_Toc228815934"/>
-      <w:bookmarkStart w:id="50" w:name="_Toc228815971"/>
-      <w:bookmarkEnd w:id="47"/>
-      <w:bookmarkEnd w:id="48"/>
-      <w:bookmarkEnd w:id="49"/>
-      <w:bookmarkEnd w:id="50"/>
+      <w:bookmarkStart w:id="51" w:name="_Toc228800331"/>
+      <w:bookmarkStart w:id="52" w:name="_Toc228810007"/>
+      <w:bookmarkStart w:id="53" w:name="_Toc228815934"/>
+      <w:bookmarkStart w:id="54" w:name="_Toc228815971"/>
+      <w:bookmarkStart w:id="55" w:name="_Toc230288434"/>
+      <w:bookmarkEnd w:id="51"/>
+      <w:bookmarkEnd w:id="52"/>
+      <w:bookmarkEnd w:id="53"/>
+      <w:bookmarkEnd w:id="54"/>
+      <w:bookmarkEnd w:id="55"/>
     </w:p>
     <w:p>
       <w:pPr>
         <w:pStyle w:val="Ttulo2"/>
       </w:pPr>
-      <w:bookmarkStart w:id="51" w:name="_Toc228815972"/>
+      <w:bookmarkStart w:id="56" w:name="_Toc230288435"/>
       <w:r>
         <w:t>Informes de pruebas funcionales y no funcionales</w:t>
       </w:r>
-      <w:bookmarkEnd w:id="51"/>
+      <w:bookmarkEnd w:id="56"/>
     </w:p>
     <w:p>
       <w:pPr>
@@ -15803,11 +16023,11 @@
       <w:pPr>
         <w:pStyle w:val="Ttulo2"/>
       </w:pPr>
-      <w:bookmarkStart w:id="52" w:name="_Toc228815973"/>
+      <w:bookmarkStart w:id="57" w:name="_Toc230288436"/>
       <w:r>
         <w:t>Trazabilidad de pruebas y control de versiones</w:t>
       </w:r>
-      <w:bookmarkEnd w:id="52"/>
+      <w:bookmarkEnd w:id="57"/>
     </w:p>
     <w:p>
       <w:pPr>
@@ -16210,11 +16430,11 @@
       <w:pPr>
         <w:pStyle w:val="Ttulo2"/>
       </w:pPr>
-      <w:bookmarkStart w:id="53" w:name="_Toc228815974"/>
+      <w:bookmarkStart w:id="58" w:name="_Toc230288437"/>
       <w:r>
         <w:t>Automatización, integración y entrega continua</w:t>
       </w:r>
-      <w:bookmarkEnd w:id="53"/>
+      <w:bookmarkEnd w:id="58"/>
     </w:p>
     <w:p>
       <w:pPr>
@@ -16488,7 +16708,13 @@
         <w:rPr>
           <w:lang w:eastAsia="es-CO"/>
         </w:rPr>
-        <w:t>; destacando:</w:t>
+        <w:t xml:space="preserve">, </w:t>
+      </w:r>
+      <w:r>
+        <w:rPr>
+          <w:lang w:eastAsia="es-CO"/>
+        </w:rPr>
+        <w:t>destacando:</w:t>
       </w:r>
     </w:p>
     <w:p>
@@ -16593,12 +16819,12 @@
       <w:pPr>
         <w:pStyle w:val="Titulosgenerales"/>
       </w:pPr>
-      <w:bookmarkStart w:id="54" w:name="_Toc228815975"/>
+      <w:bookmarkStart w:id="59" w:name="_Toc230288438"/>
       <w:r>
         <w:lastRenderedPageBreak/>
         <w:t>Síntesis</w:t>
       </w:r>
-      <w:bookmarkEnd w:id="54"/>
+      <w:bookmarkEnd w:id="59"/>
     </w:p>
     <w:p>
       <w:pPr>
@@ -16675,7 +16901,6 @@
     </w:p>
     <w:p>
       <w:pPr>
-        <w:jc w:val="both"/>
         <w:rPr>
           <w:lang w:eastAsia="es-CO"/>
         </w:rPr>
@@ -16687,9 +16912,9 @@
           <w:lang w:val="es-ES_tradnl"/>
         </w:rPr>
         <w:drawing>
-          <wp:inline distT="0" distB="0" distL="0" distR="0" wp14:anchorId="6EC052C4" wp14:editId="449328F8">
-            <wp:extent cx="5546207" cy="3211372"/>
-            <wp:effectExtent l="0" t="0" r="0" b="8255"/>
+          <wp:inline distT="0" distB="0" distL="0" distR="0" wp14:anchorId="6EC052C4" wp14:editId="44DF3588">
+            <wp:extent cx="5865663" cy="3396343"/>
+            <wp:effectExtent l="0" t="0" r="1905" b="0"/>
             <wp:docPr id="24" name="Gráfico 24" descr="En la síntesis se presenta un mapa conceptual que organiza de forma progresiva el proceso de desarrollo y pruebas de software. Inicia con las metodologías de desarrollo, continúa con los fundamentos y la planificación de las pruebas, e integra las herramientas y la gestión del proceso. Finalmente, relaciona la ejecución, certificación y mejora continua con los informes, la trazabilidad y la automatización, mostrando cómo estos elementos se articulan para garantizar la calidad y evolución del software."/>
             <wp:cNvGraphicFramePr>
               <a:graphicFrameLocks xmlns:a="http://schemas.openxmlformats.org/drawingml/2006/main" noChangeAspect="1"/>
@@ -16716,7 +16941,7 @@
                   <pic:spPr>
                     <a:xfrm>
                       <a:off x="0" y="0"/>
-                      <a:ext cx="5556682" cy="3217437"/>
+                      <a:ext cx="5891781" cy="3411466"/>
                     </a:xfrm>
                     <a:prstGeom prst="rect">
                       <a:avLst/>
@@ -16738,25 +16963,16 @@
     </w:p>
     <w:p>
       <w:pPr>
-        <w:spacing w:before="0" w:after="160" w:line="259" w:lineRule="auto"/>
-        <w:ind w:firstLine="0"/>
-        <w:rPr>
-          <w:lang w:eastAsia="es-CO"/>
-        </w:rPr>
-      </w:pPr>
-    </w:p>
-    <w:p>
-      <w:pPr>
         <w:pStyle w:val="Titulosgenerales"/>
       </w:pPr>
-      <w:bookmarkStart w:id="55" w:name="_Toc176443725"/>
-      <w:bookmarkStart w:id="56" w:name="_Toc228815976"/>
+      <w:bookmarkStart w:id="60" w:name="_Toc176443725"/>
+      <w:bookmarkStart w:id="61" w:name="_Toc230288439"/>
       <w:r>
         <w:lastRenderedPageBreak/>
         <w:t>Glosario</w:t>
       </w:r>
-      <w:bookmarkEnd w:id="55"/>
-      <w:bookmarkEnd w:id="56"/>
+      <w:bookmarkEnd w:id="60"/>
+      <w:bookmarkEnd w:id="61"/>
     </w:p>
     <w:p>
       <w:pPr>
@@ -17032,8 +17248,8 @@
           <w:lang w:val="es-MX"/>
         </w:rPr>
       </w:pPr>
-      <w:bookmarkStart w:id="57" w:name="_Toc176443726"/>
-      <w:bookmarkStart w:id="58" w:name="_Toc228815977"/>
+      <w:bookmarkStart w:id="62" w:name="_Toc176443726"/>
+      <w:bookmarkStart w:id="63" w:name="_Toc230288440"/>
       <w:r>
         <w:rPr>
           <w:lang w:val="es-MX"/>
@@ -17041,8 +17257,8 @@
         <w:lastRenderedPageBreak/>
         <w:t>Referencias bibliográficas</w:t>
       </w:r>
-      <w:bookmarkEnd w:id="57"/>
-      <w:bookmarkEnd w:id="58"/>
+      <w:bookmarkEnd w:id="62"/>
+      <w:bookmarkEnd w:id="63"/>
     </w:p>
     <w:p>
       <w:pPr>
@@ -17852,14 +18068,14 @@
       <w:pPr>
         <w:pStyle w:val="Titulosgenerales"/>
       </w:pPr>
-      <w:bookmarkStart w:id="59" w:name="_Toc176443727"/>
-      <w:bookmarkStart w:id="60" w:name="_Toc228815978"/>
+      <w:bookmarkStart w:id="64" w:name="_Toc176443727"/>
+      <w:bookmarkStart w:id="65" w:name="_Toc230288441"/>
       <w:r>
         <w:lastRenderedPageBreak/>
         <w:t>Créditos</w:t>
       </w:r>
-      <w:bookmarkEnd w:id="59"/>
-      <w:bookmarkEnd w:id="60"/>
+      <w:bookmarkEnd w:id="64"/>
+      <w:bookmarkEnd w:id="65"/>
     </w:p>
     <w:tbl>
       <w:tblPr>
@@ -17889,7 +18105,7 @@
                 <w:lang w:val="es-419"/>
               </w:rPr>
             </w:pPr>
-            <w:bookmarkStart w:id="61" w:name="_Hlk154833079"/>
+            <w:bookmarkStart w:id="66" w:name="_Hlk154833079"/>
             <w:r>
               <w:rPr>
                 <w:lang w:val="es-419"/>
@@ -17963,7 +18179,7 @@
               <w:pStyle w:val="TextoTablas"/>
             </w:pPr>
             <w:r>
-              <w:t>Responsable Ecosistema de Recursos Educativos Digitales (RED)</w:t>
+              <w:t>Profesional G06. Responsable Ecosistema Virtual de Recursos Educativos Digitales</w:t>
             </w:r>
           </w:p>
         </w:tc>
@@ -18368,7 +18584,7 @@
           </w:p>
         </w:tc>
       </w:tr>
-      <w:bookmarkEnd w:id="61"/>
+      <w:bookmarkEnd w:id="66"/>
     </w:tbl>
     <w:p>
       <w:pPr>
@@ -20247,6 +20463,119 @@
     </w:lvl>
   </w:abstractNum>
   <w:abstractNum w:abstractNumId="15" w15:restartNumberingAfterBreak="0">
+    <w:nsid w:val="39F47A91"/>
+    <w:multiLevelType w:val="hybridMultilevel"/>
+    <w:tmpl w:val="74B0E882"/>
+    <w:lvl w:ilvl="0" w:tplc="240A0001">
+      <w:start w:val="1"/>
+      <w:numFmt w:val="bullet"/>
+      <w:lvlText w:val=""/>
+      <w:lvlJc w:val="left"/>
+      <w:pPr>
+        <w:ind w:left="1429" w:hanging="360"/>
+      </w:pPr>
+      <w:rPr>
+        <w:rFonts w:ascii="Symbol" w:hAnsi="Symbol" w:hint="default"/>
+      </w:rPr>
+    </w:lvl>
+    <w:lvl w:ilvl="1" w:tplc="240A0003" w:tentative="1">
+      <w:start w:val="1"/>
+      <w:numFmt w:val="bullet"/>
+      <w:lvlText w:val="o"/>
+      <w:lvlJc w:val="left"/>
+      <w:pPr>
+        <w:ind w:left="2149" w:hanging="360"/>
+      </w:pPr>
+      <w:rPr>
+        <w:rFonts w:ascii="Courier New" w:hAnsi="Courier New" w:cs="Courier New" w:hint="default"/>
+      </w:rPr>
+    </w:lvl>
+    <w:lvl w:ilvl="2" w:tplc="240A0005" w:tentative="1">
+      <w:start w:val="1"/>
+      <w:numFmt w:val="bullet"/>
+      <w:lvlText w:val=""/>
+      <w:lvlJc w:val="left"/>
+      <w:pPr>
+        <w:ind w:left="2869" w:hanging="360"/>
+      </w:pPr>
+      <w:rPr>
+        <w:rFonts w:ascii="Wingdings" w:hAnsi="Wingdings" w:hint="default"/>
+      </w:rPr>
+    </w:lvl>
+    <w:lvl w:ilvl="3" w:tplc="240A0001" w:tentative="1">
+      <w:start w:val="1"/>
+      <w:numFmt w:val="bullet"/>
+      <w:lvlText w:val=""/>
+      <w:lvlJc w:val="left"/>
+      <w:pPr>
+        <w:ind w:left="3589" w:hanging="360"/>
+      </w:pPr>
+      <w:rPr>
+        <w:rFonts w:ascii="Symbol" w:hAnsi="Symbol" w:hint="default"/>
+      </w:rPr>
+    </w:lvl>
+    <w:lvl w:ilvl="4" w:tplc="240A0003" w:tentative="1">
+      <w:start w:val="1"/>
+      <w:numFmt w:val="bullet"/>
+      <w:lvlText w:val="o"/>
+      <w:lvlJc w:val="left"/>
+      <w:pPr>
+        <w:ind w:left="4309" w:hanging="360"/>
+      </w:pPr>
+      <w:rPr>
+        <w:rFonts w:ascii="Courier New" w:hAnsi="Courier New" w:cs="Courier New" w:hint="default"/>
+      </w:rPr>
+    </w:lvl>
+    <w:lvl w:ilvl="5" w:tplc="240A0005" w:tentative="1">
+      <w:start w:val="1"/>
+      <w:numFmt w:val="bullet"/>
+      <w:lvlText w:val=""/>
+      <w:lvlJc w:val="left"/>
+      <w:pPr>
+        <w:ind w:left="5029" w:hanging="360"/>
+      </w:pPr>
+      <w:rPr>
+        <w:rFonts w:ascii="Wingdings" w:hAnsi="Wingdings" w:hint="default"/>
+      </w:rPr>
+    </w:lvl>
+    <w:lvl w:ilvl="6" w:tplc="240A0001" w:tentative="1">
+      <w:start w:val="1"/>
+      <w:numFmt w:val="bullet"/>
+      <w:lvlText w:val=""/>
+      <w:lvlJc w:val="left"/>
+      <w:pPr>
+        <w:ind w:left="5749" w:hanging="360"/>
+      </w:pPr>
+      <w:rPr>
+        <w:rFonts w:ascii="Symbol" w:hAnsi="Symbol" w:hint="default"/>
+      </w:rPr>
+    </w:lvl>
+    <w:lvl w:ilvl="7" w:tplc="240A0003" w:tentative="1">
+      <w:start w:val="1"/>
+      <w:numFmt w:val="bullet"/>
+      <w:lvlText w:val="o"/>
+      <w:lvlJc w:val="left"/>
+      <w:pPr>
+        <w:ind w:left="6469" w:hanging="360"/>
+      </w:pPr>
+      <w:rPr>
+        <w:rFonts w:ascii="Courier New" w:hAnsi="Courier New" w:cs="Courier New" w:hint="default"/>
+      </w:rPr>
+    </w:lvl>
+    <w:lvl w:ilvl="8" w:tplc="240A0005" w:tentative="1">
+      <w:start w:val="1"/>
+      <w:numFmt w:val="bullet"/>
+      <w:lvlText w:val=""/>
+      <w:lvlJc w:val="left"/>
+      <w:pPr>
+        <w:ind w:left="7189" w:hanging="360"/>
+      </w:pPr>
+      <w:rPr>
+        <w:rFonts w:ascii="Wingdings" w:hAnsi="Wingdings" w:hint="default"/>
+      </w:rPr>
+    </w:lvl>
+  </w:abstractNum>
+  <w:abstractNum w:abstractNumId="16" w15:restartNumberingAfterBreak="0">
     <w:nsid w:val="3FC05C92"/>
     <w:multiLevelType w:val="hybridMultilevel"/>
     <w:tmpl w:val="1060A314"/>
@@ -20359,7 +20688,7 @@
       </w:rPr>
     </w:lvl>
   </w:abstractNum>
-  <w:abstractNum w:abstractNumId="16" w15:restartNumberingAfterBreak="0">
+  <w:abstractNum w:abstractNumId="17" w15:restartNumberingAfterBreak="0">
     <w:nsid w:val="42D36D1E"/>
     <w:multiLevelType w:val="hybridMultilevel"/>
     <w:tmpl w:val="801064FA"/>
@@ -20472,7 +20801,7 @@
       </w:rPr>
     </w:lvl>
   </w:abstractNum>
-  <w:abstractNum w:abstractNumId="17" w15:restartNumberingAfterBreak="0">
+  <w:abstractNum w:abstractNumId="18" w15:restartNumberingAfterBreak="0">
     <w:nsid w:val="43B82B4F"/>
     <w:multiLevelType w:val="hybridMultilevel"/>
     <w:tmpl w:val="C3F8B830"/>
@@ -20585,7 +20914,7 @@
       </w:rPr>
     </w:lvl>
   </w:abstractNum>
-  <w:abstractNum w:abstractNumId="18" w15:restartNumberingAfterBreak="0">
+  <w:abstractNum w:abstractNumId="19" w15:restartNumberingAfterBreak="0">
     <w:nsid w:val="43C80F90"/>
     <w:multiLevelType w:val="hybridMultilevel"/>
     <w:tmpl w:val="5450039A"/>
@@ -20698,7 +21027,7 @@
       </w:rPr>
     </w:lvl>
   </w:abstractNum>
-  <w:abstractNum w:abstractNumId="19" w15:restartNumberingAfterBreak="0">
+  <w:abstractNum w:abstractNumId="20" w15:restartNumberingAfterBreak="0">
     <w:nsid w:val="462A078B"/>
     <w:multiLevelType w:val="hybridMultilevel"/>
     <w:tmpl w:val="15140F0A"/>
@@ -20811,7 +21140,7 @@
       </w:rPr>
     </w:lvl>
   </w:abstractNum>
-  <w:abstractNum w:abstractNumId="20" w15:restartNumberingAfterBreak="0">
+  <w:abstractNum w:abstractNumId="21" w15:restartNumberingAfterBreak="0">
     <w:nsid w:val="48B34782"/>
     <w:multiLevelType w:val="hybridMultilevel"/>
     <w:tmpl w:val="B0343722"/>
@@ -20924,7 +21253,7 @@
       </w:rPr>
     </w:lvl>
   </w:abstractNum>
-  <w:abstractNum w:abstractNumId="21" w15:restartNumberingAfterBreak="0">
+  <w:abstractNum w:abstractNumId="22" w15:restartNumberingAfterBreak="0">
     <w:nsid w:val="4B8E3E1C"/>
     <w:multiLevelType w:val="hybridMultilevel"/>
     <w:tmpl w:val="FC086126"/>
@@ -21037,7 +21366,7 @@
       </w:rPr>
     </w:lvl>
   </w:abstractNum>
-  <w:abstractNum w:abstractNumId="22" w15:restartNumberingAfterBreak="0">
+  <w:abstractNum w:abstractNumId="23" w15:restartNumberingAfterBreak="0">
     <w:nsid w:val="4EBE1EF6"/>
     <w:multiLevelType w:val="hybridMultilevel"/>
     <w:tmpl w:val="F6A60586"/>
@@ -21130,7 +21459,7 @@
       </w:pPr>
     </w:lvl>
   </w:abstractNum>
-  <w:abstractNum w:abstractNumId="23" w15:restartNumberingAfterBreak="0">
+  <w:abstractNum w:abstractNumId="24" w15:restartNumberingAfterBreak="0">
     <w:nsid w:val="50244946"/>
     <w:multiLevelType w:val="hybridMultilevel"/>
     <w:tmpl w:val="97FABC76"/>
@@ -21243,7 +21572,7 @@
       </w:rPr>
     </w:lvl>
   </w:abstractNum>
-  <w:abstractNum w:abstractNumId="24" w15:restartNumberingAfterBreak="0">
+  <w:abstractNum w:abstractNumId="25" w15:restartNumberingAfterBreak="0">
     <w:nsid w:val="52CE652F"/>
     <w:multiLevelType w:val="hybridMultilevel"/>
     <w:tmpl w:val="999A1A5E"/>
@@ -21356,7 +21685,7 @@
       </w:rPr>
     </w:lvl>
   </w:abstractNum>
-  <w:abstractNum w:abstractNumId="25" w15:restartNumberingAfterBreak="0">
+  <w:abstractNum w:abstractNumId="26" w15:restartNumberingAfterBreak="0">
     <w:nsid w:val="55BC4451"/>
     <w:multiLevelType w:val="hybridMultilevel"/>
     <w:tmpl w:val="9ABA6E42"/>
@@ -21469,7 +21798,7 @@
       </w:rPr>
     </w:lvl>
   </w:abstractNum>
-  <w:abstractNum w:abstractNumId="26" w15:restartNumberingAfterBreak="0">
+  <w:abstractNum w:abstractNumId="27" w15:restartNumberingAfterBreak="0">
     <w:nsid w:val="5B615713"/>
     <w:multiLevelType w:val="hybridMultilevel"/>
     <w:tmpl w:val="784693A2"/>
@@ -21582,7 +21911,7 @@
       </w:rPr>
     </w:lvl>
   </w:abstractNum>
-  <w:abstractNum w:abstractNumId="27" w15:restartNumberingAfterBreak="0">
+  <w:abstractNum w:abstractNumId="28" w15:restartNumberingAfterBreak="0">
     <w:nsid w:val="5C9171EB"/>
     <w:multiLevelType w:val="hybridMultilevel"/>
     <w:tmpl w:val="27C05414"/>
@@ -21695,7 +22024,7 @@
       </w:rPr>
     </w:lvl>
   </w:abstractNum>
-  <w:abstractNum w:abstractNumId="28" w15:restartNumberingAfterBreak="0">
+  <w:abstractNum w:abstractNumId="29" w15:restartNumberingAfterBreak="0">
     <w:nsid w:val="5FD54587"/>
     <w:multiLevelType w:val="hybridMultilevel"/>
     <w:tmpl w:val="1FDEE138"/>
@@ -21808,7 +22137,7 @@
       </w:rPr>
     </w:lvl>
   </w:abstractNum>
-  <w:abstractNum w:abstractNumId="29" w15:restartNumberingAfterBreak="0">
+  <w:abstractNum w:abstractNumId="30" w15:restartNumberingAfterBreak="0">
     <w:nsid w:val="63BC0225"/>
     <w:multiLevelType w:val="hybridMultilevel"/>
     <w:tmpl w:val="EDA45B62"/>
@@ -21921,7 +22250,7 @@
       </w:rPr>
     </w:lvl>
   </w:abstractNum>
-  <w:abstractNum w:abstractNumId="30" w15:restartNumberingAfterBreak="0">
+  <w:abstractNum w:abstractNumId="31" w15:restartNumberingAfterBreak="0">
     <w:nsid w:val="6E7A0E9C"/>
     <w:multiLevelType w:val="hybridMultilevel"/>
     <w:tmpl w:val="C26C2786"/>
@@ -22034,7 +22363,7 @@
       </w:rPr>
     </w:lvl>
   </w:abstractNum>
-  <w:abstractNum w:abstractNumId="31" w15:restartNumberingAfterBreak="0">
+  <w:abstractNum w:abstractNumId="32" w15:restartNumberingAfterBreak="0">
     <w:nsid w:val="6EC721BE"/>
     <w:multiLevelType w:val="hybridMultilevel"/>
     <w:tmpl w:val="60807754"/>
@@ -22147,7 +22476,7 @@
       </w:rPr>
     </w:lvl>
   </w:abstractNum>
-  <w:abstractNum w:abstractNumId="32" w15:restartNumberingAfterBreak="0">
+  <w:abstractNum w:abstractNumId="33" w15:restartNumberingAfterBreak="0">
     <w:nsid w:val="6EE753F9"/>
     <w:multiLevelType w:val="hybridMultilevel"/>
     <w:tmpl w:val="087A801C"/>
@@ -22260,7 +22589,7 @@
       </w:rPr>
     </w:lvl>
   </w:abstractNum>
-  <w:abstractNum w:abstractNumId="33" w15:restartNumberingAfterBreak="0">
+  <w:abstractNum w:abstractNumId="34" w15:restartNumberingAfterBreak="0">
     <w:nsid w:val="72847FF7"/>
     <w:multiLevelType w:val="hybridMultilevel"/>
     <w:tmpl w:val="EF842EFE"/>
@@ -22373,11 +22702,11 @@
       </w:rPr>
     </w:lvl>
   </w:abstractNum>
-  <w:abstractNum w:abstractNumId="34" w15:restartNumberingAfterBreak="0">
+  <w:abstractNum w:abstractNumId="35" w15:restartNumberingAfterBreak="0">
     <w:nsid w:val="743558E5"/>
     <w:multiLevelType w:val="hybridMultilevel"/>
-    <w:tmpl w:val="A1E45B04"/>
-    <w:lvl w:ilvl="0" w:tplc="1744EC12">
+    <w:tmpl w:val="8D0A3D4C"/>
+    <w:lvl w:ilvl="0" w:tplc="018821D4">
       <w:start w:val="1"/>
       <w:numFmt w:val="decimal"/>
       <w:pStyle w:val="Figura"/>
@@ -22387,9 +22716,52 @@
         <w:ind w:left="1080" w:hanging="360"/>
       </w:pPr>
       <w:rPr>
-        <w:rFonts w:hint="default"/>
         <w:b/>
-        <w:bCs/>
+        <w:bCs w:val="0"/>
+        <w:i w:val="0"/>
+        <w:iCs w:val="0"/>
+        <w:caps w:val="0"/>
+        <w:smallCaps w:val="0"/>
+        <w:strike w:val="0"/>
+        <w:dstrike w:val="0"/>
+        <w:outline w:val="0"/>
+        <w:shadow w:val="0"/>
+        <w:emboss w:val="0"/>
+        <w:imprint w:val="0"/>
+        <w:noProof w:val="0"/>
+        <w:vanish w:val="0"/>
+        <w:spacing w:val="0"/>
+        <w:kern w:val="0"/>
+        <w:position w:val="0"/>
+        <w:u w:val="none"/>
+        <w:effect w:val="none"/>
+        <w:vertAlign w:val="baseline"/>
+        <w:em w:val="none"/>
+        <w:specVanish w:val="0"/>
+        <w14:glow w14:rad="0">
+          <w14:srgbClr w14:val="000000"/>
+        </w14:glow>
+        <w14:shadow w14:blurRad="0" w14:dist="0" w14:dir="0" w14:sx="0" w14:sy="0" w14:kx="0" w14:ky="0" w14:algn="none">
+          <w14:srgbClr w14:val="000000"/>
+        </w14:shadow>
+        <w14:reflection w14:blurRad="0" w14:stA="0" w14:stPos="0" w14:endA="0" w14:endPos="0" w14:dist="0" w14:dir="0" w14:fadeDir="0" w14:sx="0" w14:sy="0" w14:kx="0" w14:ky="0" w14:algn="none"/>
+        <w14:textOutline w14:w="0" w14:cap="rnd" w14:cmpd="sng" w14:algn="ctr">
+          <w14:noFill/>
+          <w14:prstDash w14:val="solid"/>
+          <w14:bevel/>
+        </w14:textOutline>
+        <w14:scene3d>
+          <w14:camera w14:prst="orthographicFront"/>
+          <w14:lightRig w14:rig="threePt" w14:dir="t">
+            <w14:rot w14:lat="0" w14:lon="0" w14:rev="0"/>
+          </w14:lightRig>
+        </w14:scene3d>
+        <w14:props3d w14:extrusionH="0" w14:contourW="0" w14:prstMaterial="none"/>
+        <w14:ligatures w14:val="none"/>
+        <w14:numForm w14:val="default"/>
+        <w14:numSpacing w14:val="default"/>
+        <w14:stylisticSets/>
+        <w14:cntxtAlts w14:val="0"/>
       </w:rPr>
     </w:lvl>
     <w:lvl w:ilvl="1" w:tplc="240A0019" w:tentative="1">
@@ -22465,7 +22837,7 @@
       </w:pPr>
     </w:lvl>
   </w:abstractNum>
-  <w:abstractNum w:abstractNumId="35" w15:restartNumberingAfterBreak="0">
+  <w:abstractNum w:abstractNumId="36" w15:restartNumberingAfterBreak="0">
     <w:nsid w:val="74BF0D92"/>
     <w:multiLevelType w:val="hybridMultilevel"/>
     <w:tmpl w:val="629C8F32"/>
@@ -22578,7 +22950,7 @@
       </w:rPr>
     </w:lvl>
   </w:abstractNum>
-  <w:abstractNum w:abstractNumId="36" w15:restartNumberingAfterBreak="0">
+  <w:abstractNum w:abstractNumId="37" w15:restartNumberingAfterBreak="0">
     <w:nsid w:val="76E8667E"/>
     <w:multiLevelType w:val="hybridMultilevel"/>
     <w:tmpl w:val="8DF696C8"/>
@@ -22691,7 +23063,7 @@
       </w:rPr>
     </w:lvl>
   </w:abstractNum>
-  <w:abstractNum w:abstractNumId="37" w15:restartNumberingAfterBreak="0">
+  <w:abstractNum w:abstractNumId="38" w15:restartNumberingAfterBreak="0">
     <w:nsid w:val="77FF3BF9"/>
     <w:multiLevelType w:val="hybridMultilevel"/>
     <w:tmpl w:val="14684A6A"/>
@@ -22778,7 +23150,7 @@
       </w:pPr>
     </w:lvl>
   </w:abstractNum>
-  <w:abstractNum w:abstractNumId="38" w15:restartNumberingAfterBreak="0">
+  <w:abstractNum w:abstractNumId="39" w15:restartNumberingAfterBreak="0">
     <w:nsid w:val="7C161D1C"/>
     <w:multiLevelType w:val="multilevel"/>
     <w:tmpl w:val="EBEAF536"/>
@@ -22865,7 +23237,7 @@
       </w:pPr>
     </w:lvl>
   </w:abstractNum>
-  <w:abstractNum w:abstractNumId="39" w15:restartNumberingAfterBreak="0">
+  <w:abstractNum w:abstractNumId="40" w15:restartNumberingAfterBreak="0">
     <w:nsid w:val="7C7F5B0D"/>
     <w:multiLevelType w:val="hybridMultilevel"/>
     <w:tmpl w:val="CBF0649A"/>
@@ -22978,7 +23350,7 @@
       </w:rPr>
     </w:lvl>
   </w:abstractNum>
-  <w:abstractNum w:abstractNumId="40" w15:restartNumberingAfterBreak="0">
+  <w:abstractNum w:abstractNumId="41" w15:restartNumberingAfterBreak="0">
     <w:nsid w:val="7CC316FA"/>
     <w:multiLevelType w:val="hybridMultilevel"/>
     <w:tmpl w:val="5086A9C8"/>
@@ -23091,7 +23463,7 @@
       </w:rPr>
     </w:lvl>
   </w:abstractNum>
-  <w:abstractNum w:abstractNumId="41" w15:restartNumberingAfterBreak="0">
+  <w:abstractNum w:abstractNumId="42" w15:restartNumberingAfterBreak="0">
     <w:nsid w:val="7CE06422"/>
     <w:multiLevelType w:val="hybridMultilevel"/>
     <w:tmpl w:val="89668C8C"/>
@@ -23205,34 +23577,34 @@
     </w:lvl>
   </w:abstractNum>
   <w:num w:numId="1">
-    <w:abstractNumId w:val="38"/>
+    <w:abstractNumId w:val="39"/>
   </w:num>
   <w:num w:numId="2">
     <w:abstractNumId w:val="0"/>
   </w:num>
   <w:num w:numId="3">
-    <w:abstractNumId w:val="22"/>
+    <w:abstractNumId w:val="23"/>
   </w:num>
   <w:num w:numId="4">
     <w:abstractNumId w:val="14"/>
   </w:num>
   <w:num w:numId="5">
-    <w:abstractNumId w:val="37"/>
+    <w:abstractNumId w:val="38"/>
   </w:num>
   <w:num w:numId="6">
-    <w:abstractNumId w:val="34"/>
+    <w:abstractNumId w:val="35"/>
   </w:num>
   <w:num w:numId="7">
-    <w:abstractNumId w:val="41"/>
+    <w:abstractNumId w:val="42"/>
   </w:num>
   <w:num w:numId="8">
-    <w:abstractNumId w:val="21"/>
+    <w:abstractNumId w:val="22"/>
   </w:num>
   <w:num w:numId="9">
     <w:abstractNumId w:val="7"/>
   </w:num>
   <w:num w:numId="10">
-    <w:abstractNumId w:val="30"/>
+    <w:abstractNumId w:val="31"/>
   </w:num>
   <w:num w:numId="11">
     <w:abstractNumId w:val="3"/>
@@ -23241,31 +23613,31 @@
     <w:abstractNumId w:val="13"/>
   </w:num>
   <w:num w:numId="13">
-    <w:abstractNumId w:val="16"/>
+    <w:abstractNumId w:val="17"/>
   </w:num>
   <w:num w:numId="14">
-    <w:abstractNumId w:val="40"/>
+    <w:abstractNumId w:val="41"/>
   </w:num>
   <w:num w:numId="15">
-    <w:abstractNumId w:val="36"/>
+    <w:abstractNumId w:val="37"/>
   </w:num>
   <w:num w:numId="16">
-    <w:abstractNumId w:val="24"/>
+    <w:abstractNumId w:val="25"/>
   </w:num>
   <w:num w:numId="17">
     <w:abstractNumId w:val="11"/>
   </w:num>
   <w:num w:numId="18">
-    <w:abstractNumId w:val="32"/>
+    <w:abstractNumId w:val="33"/>
   </w:num>
   <w:num w:numId="19">
-    <w:abstractNumId w:val="15"/>
+    <w:abstractNumId w:val="16"/>
   </w:num>
   <w:num w:numId="20">
     <w:abstractNumId w:val="10"/>
   </w:num>
   <w:num w:numId="21">
-    <w:abstractNumId w:val="17"/>
+    <w:abstractNumId w:val="18"/>
   </w:num>
   <w:num w:numId="22">
     <w:abstractNumId w:val="4"/>
@@ -23274,16 +23646,16 @@
     <w:abstractNumId w:val="2"/>
   </w:num>
   <w:num w:numId="24">
-    <w:abstractNumId w:val="35"/>
+    <w:abstractNumId w:val="36"/>
   </w:num>
   <w:num w:numId="25">
-    <w:abstractNumId w:val="26"/>
+    <w:abstractNumId w:val="27"/>
   </w:num>
   <w:num w:numId="26">
     <w:abstractNumId w:val="6"/>
   </w:num>
   <w:num w:numId="27">
-    <w:abstractNumId w:val="27"/>
+    <w:abstractNumId w:val="28"/>
   </w:num>
   <w:num w:numId="28">
     <w:abstractNumId w:val="12"/>
@@ -23292,16 +23664,16 @@
     <w:abstractNumId w:val="1"/>
   </w:num>
   <w:num w:numId="30">
-    <w:abstractNumId w:val="31"/>
+    <w:abstractNumId w:val="32"/>
   </w:num>
   <w:num w:numId="31">
-    <w:abstractNumId w:val="25"/>
+    <w:abstractNumId w:val="26"/>
   </w:num>
   <w:num w:numId="32">
-    <w:abstractNumId w:val="20"/>
+    <w:abstractNumId w:val="21"/>
   </w:num>
   <w:num w:numId="33">
-    <w:abstractNumId w:val="19"/>
+    <w:abstractNumId w:val="20"/>
   </w:num>
   <w:num w:numId="34">
     <w:abstractNumId w:val="9"/>
@@ -23310,25 +23682,28 @@
     <w:abstractNumId w:val="5"/>
   </w:num>
   <w:num w:numId="36">
-    <w:abstractNumId w:val="33"/>
+    <w:abstractNumId w:val="34"/>
   </w:num>
   <w:num w:numId="37">
     <w:abstractNumId w:val="8"/>
   </w:num>
   <w:num w:numId="38">
-    <w:abstractNumId w:val="23"/>
+    <w:abstractNumId w:val="24"/>
   </w:num>
   <w:num w:numId="39">
-    <w:abstractNumId w:val="39"/>
+    <w:abstractNumId w:val="40"/>
   </w:num>
   <w:num w:numId="40">
-    <w:abstractNumId w:val="28"/>
+    <w:abstractNumId w:val="29"/>
   </w:num>
   <w:num w:numId="41">
-    <w:abstractNumId w:val="29"/>
+    <w:abstractNumId w:val="30"/>
   </w:num>
   <w:num w:numId="42">
-    <w:abstractNumId w:val="18"/>
+    <w:abstractNumId w:val="19"/>
+  </w:num>
+  <w:num w:numId="43">
+    <w:abstractNumId w:val="15"/>
   </w:num>
   <w:numIdMacAtCleanup w:val="35"/>
 </w:numbering>
@@ -24073,7 +24448,7 @@
     <w:link w:val="FiguraCar"/>
     <w:autoRedefine/>
     <w:qFormat/>
-    <w:rsid w:val="00921E2E"/>
+    <w:rsid w:val="00C5020B"/>
     <w:pPr>
       <w:numPr>
         <w:numId w:val="6"/>
@@ -24095,7 +24470,7 @@
     <w:name w:val="Figura Car"/>
     <w:basedOn w:val="Fuentedeprrafopredeter"/>
     <w:link w:val="Figura"/>
-    <w:rsid w:val="00921E2E"/>
+    <w:rsid w:val="00C5020B"/>
     <w:rPr>
       <w:rFonts w:cs="Times New Roman (Cuerpo en alfa"/>
       <w:bCs/>
@@ -25342,13 +25717,13 @@
 </file>
 
 <file path=customXml/itemProps2.xml><?xml version="1.0" encoding="utf-8"?>
-<ds:datastoreItem xmlns:ds="http://schemas.openxmlformats.org/officeDocument/2006/customXml" ds:itemID="{54FA4601-7B3A-4328-94E1-D758375D54B1}"/>
+<ds:datastoreItem xmlns:ds="http://schemas.openxmlformats.org/officeDocument/2006/customXml" ds:itemID="{BFDCA647-F859-4F6F-8219-C83BB909D4C7}"/>
 </file>
 
 <file path=customXml/itemProps3.xml><?xml version="1.0" encoding="utf-8"?>
-<ds:datastoreItem xmlns:ds="http://schemas.openxmlformats.org/officeDocument/2006/customXml" ds:itemID="{FF3AFE89-C733-4114-967D-22CE2E45F20F}"/>
+<ds:datastoreItem xmlns:ds="http://schemas.openxmlformats.org/officeDocument/2006/customXml" ds:itemID="{FBAC5C7E-891C-4421-AC84-573A2211B472}"/>
 </file>
 
 <file path=customXml/itemProps4.xml><?xml version="1.0" encoding="utf-8"?>
-<ds:datastoreItem xmlns:ds="http://schemas.openxmlformats.org/officeDocument/2006/customXml" ds:itemID="{0D509060-2DA1-4B70-981B-00F5A3940159}"/>
+<ds:datastoreItem xmlns:ds="http://schemas.openxmlformats.org/officeDocument/2006/customXml" ds:itemID="{C20F54B4-6E36-4A57-8A63-E8F323DA073A}"/>
 </file>